--- a/docx/Townlight-Suite-Manual-Beta-1.docx
+++ b/docx/Townlight-Suite-Manual-Beta-1.docx
@@ -26,7 +26,7 @@
         <w:t xml:space="preserve">30 October 2026</w:t>
       </w:r>
     </w:p>
-    <w:bookmarkStart w:id="19" w:name="contents"/>
+    <w:bookmarkStart w:id="20" w:name="contents"/>
     <w:p>
       <w:pPr>
         <w:pStyle w:val="Heading1"/>
@@ -283,8 +283,60 @@
         </w:r>
       </w:hyperlink>
     </w:p>
-    <w:bookmarkEnd w:id="19"/>
-    <w:bookmarkStart w:id="20" w:name="using-this-manual"/>
+    <w:p>
+      <w:pPr>
+        <w:pStyle w:val="BodyText"/>
+      </w:pPr>
+      <w:hyperlink w:anchor="Xf1a57e06ef2049650bf948864f53290c5c976e4">
+        <w:r>
+          <w:rPr>
+            <w:rStyle w:val="Hyperlink"/>
+          </w:rPr>
+          <w:t xml:space="preserve">Station delivery in this Station delivery candidate</w:t>
+        </w:r>
+      </w:hyperlink>
+    </w:p>
+    <w:p>
+      <w:pPr>
+        <w:pStyle w:val="BodyText"/>
+      </w:pPr>
+      <w:hyperlink w:anchor="delivery-subject-index">
+        <w:r>
+          <w:rPr>
+            <w:rStyle w:val="Hyperlink"/>
+          </w:rPr>
+          <w:t xml:space="preserve">Delivery subject index</w:t>
+        </w:r>
+      </w:hyperlink>
+    </w:p>
+    <w:p>
+      <w:pPr>
+        <w:pStyle w:val="BlockText"/>
+      </w:pPr>
+      <w:r>
+        <w:rPr>
+          <w:b/>
+          <w:bCs/>
+        </w:rPr>
+        <w:t xml:space="preserve">Townlight Beta 1 — Station delivery update, 31 October 2026.</w:t>
+      </w:r>
+      <w:r>
+        <w:t xml:space="preserve"> </w:t>
+      </w:r>
+      <w:hyperlink r:id="rId19">
+        <w:r>
+          <w:rPr>
+            <w:rStyle w:val="Hyperlink"/>
+          </w:rPr>
+          <w:t xml:space="preserve">Signed Windows installer, source, documentation and acceptance</w:t>
+        </w:r>
+      </w:hyperlink>
+      <w:r>
+        <w:t xml:space="preserve">. This edition documents the Sandbox-tested Station delivery additions. Existing component versions are retained. Earlier baseline results remain identified as historical evidence; the new acceptance report identifies the new installer.</w:t>
+      </w:r>
+    </w:p>
+    <w:bookmarkEnd w:id="20"/>
+    <w:bookmarkStart w:id="21" w:name="using-this-manual"/>
     <w:p>
       <w:pPr>
         <w:pStyle w:val="Heading1"/>
@@ -307,11 +359,11 @@
         <w:pStyle w:val="BodyText"/>
       </w:pPr>
       <w:r>
-        <w:t xml:space="preserve">Staff should start with First run and Connected workflows. Administrators should read Architecture, Configuration, Security and Recovery. Developers should use the full API reference and per-product source contracts. These instructions describe the private candidate rather than older public release selections.</w:t>
-      </w:r>
-    </w:p>
-    <w:bookmarkEnd w:id="20"/>
-    <w:bookmarkStart w:id="22" w:name="beta-identity"/>
+        <w:t xml:space="preserve">Staff should start with First run and Connected workflows. Administrators should read Architecture, Configuration, Security and Recovery. Developers should use the full API reference and per-product source contracts. These instructions describe the Station delivery candidate rather than older public release selections.</w:t>
+      </w:r>
+    </w:p>
+    <w:bookmarkEnd w:id="21"/>
+    <w:bookmarkStart w:id="23" w:name="beta-identity"/>
     <w:p>
       <w:pPr>
         <w:pStyle w:val="Heading1"/>
@@ -539,7 +591,7 @@
               <w:rPr>
                 <w:sz w:val="18"/>
               </w:rPr>
-              <w:t xml:space="preserve">Candidate MSI SHA256</w:t>
+              <w:t xml:space="preserve">Candidate artifact identity</w:t>
             </w:r>
           </w:p>
         </w:tc>
@@ -559,10 +611,9 @@
             </w:pPr>
             <w:r>
               <w:rPr>
-                <w:rStyle w:val="VerbatimChar"/>
-                <w:sz w:val="18"/>
-              </w:rPr>
-              <w:t xml:space="preserve">98bcdef11ebdf5c767f620c904ff49f85115fde3b5c23f62703b111e645aaf86</w:t>
+                <w:sz w:val="18"/>
+              </w:rPr>
+              <w:t xml:space="preserve">Station delivery update; use the release SHA256SUMS.txt</w:t>
             </w:r>
           </w:p>
         </w:tc>
@@ -586,7 +637,7 @@
               <w:rPr>
                 <w:sz w:val="18"/>
               </w:rPr>
-              <w:t xml:space="preserve">Corresponding-source SHA256</w:t>
+              <w:t xml:space="preserve">Corresponding source</w:t>
             </w:r>
           </w:p>
         </w:tc>
@@ -606,10 +657,9 @@
             </w:pPr>
             <w:r>
               <w:rPr>
-                <w:rStyle w:val="VerbatimChar"/>
-                <w:sz w:val="18"/>
-              </w:rPr>
-              <w:t xml:space="preserve">84a23e1297e42d17b16cfc9e51b2dd78bc46414c0de8ad7ebd2466c1a409d06b</w:t>
+                <w:sz w:val="18"/>
+              </w:rPr>
+              <w:t xml:space="preserve">Updated Station delivery candidate source companion</w:t>
             </w:r>
           </w:p>
         </w:tc>
@@ -712,10 +762,10 @@
         <w:pStyle w:val="BodyText"/>
       </w:pPr>
       <w:r>
-        <w:t xml:space="preserve">“Townlight Beta 1” identifies this coordinated beta delivery. It does not renumber the installer, native binary, Python packages or historical receipts. Component versions may differ. This documentation is a later companion to unchanged signed bytes, not a rebuilt installer. Historical release pages and manuals describe their own versions and are not the download instructions for this private candidate.</w:t>
-      </w:r>
-    </w:p>
-    <w:bookmarkStart w:id="21" w:name="component-versions"/>
+        <w:t xml:space="preserve">“Townlight Beta 1” identifies this coordinated beta delivery. It does not renumber the installer, native binary, Python packages or historical receipts. Component versions may differ. This edition accompanies the newly packaged and signed MSI containing the Station delivery additions. The native desktop and other native payload files retain their accepted signed bytes. Historical release pages and manuals describe their own versions and are not the download instructions for this Station delivery candidate.</w:t>
+      </w:r>
+    </w:p>
+    <w:bookmarkStart w:id="22" w:name="component-versions"/>
     <w:p>
       <w:pPr>
         <w:pStyle w:val="Heading2"/>
@@ -1423,9 +1473,9 @@
         </w:tc>
       </w:tr>
     </w:tbl>
-    <w:bookmarkEnd w:id="21"/>
     <w:bookmarkEnd w:id="22"/>
-    <w:bookmarkStart w:id="23" w:name="first-run"/>
+    <w:bookmarkEnd w:id="23"/>
+    <w:bookmarkStart w:id="24" w:name="first-run"/>
     <w:p>
       <w:pPr>
         <w:pStyle w:val="Heading1"/>
@@ -1443,7 +1493,7 @@
         </w:numPr>
       </w:pPr>
       <w:r>
-        <w:t xml:space="preserve">Obtain the identified signed private candidate and its corresponding-source companion from the beta coordinator. The landing pages in this documentation are not an installer download service.</w:t>
+        <w:t xml:space="preserve">Obtain the identified signed Station delivery candidate and its corresponding-source companion from the beta coordinator. The landing pages in this documentation are not an installer download service.</w:t>
       </w:r>
     </w:p>
     <w:p>
@@ -1575,8 +1625,8 @@
         <w:t xml:space="preserve">Provision Station separately if it is part of the beta exercise. Selecting the desktop composition does not start or configure Station. Configure vision explicitly only if automatic photo drafting is selected.</w:t>
       </w:r>
     </w:p>
-    <w:bookmarkEnd w:id="23"/>
-    <w:bookmarkStart w:id="24" w:name="daily-workflow"/>
+    <w:bookmarkEnd w:id="24"/>
+    <w:bookmarkStart w:id="25" w:name="daily-workflow"/>
     <w:p>
       <w:pPr>
         <w:pStyle w:val="Heading1"/>
@@ -1625,8 +1675,8 @@
         <w:t xml:space="preserve">Drafting, review, approval, attachment, export, fulfillment and publication are separate operations. A Townlight workpaper does not itself adopt law, issue a permit, impose a fine or release a records response. The responsible staff member records the applicable decision.</w:t>
       </w:r>
     </w:p>
-    <w:bookmarkEnd w:id="24"/>
-    <w:bookmarkStart w:id="39" w:name="connected-workflows"/>
+    <w:bookmarkEnd w:id="25"/>
+    <w:bookmarkStart w:id="40" w:name="connected-workflows"/>
     <w:p>
       <w:pPr>
         <w:pStyle w:val="Heading1"/>
@@ -1635,7 +1685,7 @@
         <w:t xml:space="preserve">Connected workflows</w:t>
       </w:r>
     </w:p>
-    <w:bookmarkStart w:id="25" w:name="meeting-capture-to-a-records-response"/>
+    <w:bookmarkStart w:id="26" w:name="meeting-capture-to-a-records-response"/>
     <w:p>
       <w:pPr>
         <w:pStyle w:val="Heading2"/>
@@ -1704,8 +1754,8 @@
         <w:t xml:space="preserve">Records separately prepares any release copy, records release/redact/exempt decisions, approves exact response text, exports the response/package and fulfills the request. Capture and handoff do not publish it.</w:t>
       </w:r>
     </w:p>
-    <w:bookmarkEnd w:id="25"/>
-    <w:bookmarkStart w:id="26" w:name="legislation-to-cited-staff-guidance"/>
+    <w:bookmarkEnd w:id="26"/>
+    <w:bookmarkStart w:id="27" w:name="legislation-to-cited-staff-guidance"/>
     <w:p>
       <w:pPr>
         <w:pStyle w:val="Heading2"/>
@@ -1722,8 +1772,8 @@
         <w:t xml:space="preserve">Code imports a retained source and creates a proposal connection to actual Meetings evidence. Authorized staff record adoption, then a separate codification decision. Zoning uses the cited Code context with imported parcels and rules. Permitting and Inspections select permitted cited authority for reviewed workpapers. An import, draft or meeting motion does not replace the actual adoption/codification decisions.</w:t>
       </w:r>
     </w:p>
-    <w:bookmarkEnd w:id="26"/>
-    <w:bookmarkStart w:id="27" w:name="policy-and-land-use-evidence-to-records"/>
+    <w:bookmarkEnd w:id="27"/>
+    <w:bookmarkStart w:id="28" w:name="policy-and-land-use-evidence-to-records"/>
     <w:p>
       <w:pPr>
         <w:pStyle w:val="Heading2"/>
@@ -1740,8 +1790,8 @@
         <w:t xml:space="preserve">Planning imports adopted policy revisions, including neighborhood applicability, and selects permitted Meetings/Zoning evidence. Staff save and review the exact analysis, then create the audience-specific snapshot. Planning initiatives/amendments retain their own history. Permitting and Inspections independently review their saved cases and prepare separate Records copies. Records rechecks the source/version/hash and owns the response release. Private notes and contact/property details must not be copied by relabeling a staff packet.</w:t>
       </w:r>
     </w:p>
-    <w:bookmarkEnd w:id="27"/>
-    <w:bookmarkStart w:id="28" w:name="shared-foundation-and-recovery"/>
+    <w:bookmarkEnd w:id="28"/>
+    <w:bookmarkStart w:id="29" w:name="shared-foundation-and-recovery"/>
     <w:p>
       <w:pPr>
         <w:pStyle w:val="Heading2"/>
@@ -1758,8 +1808,8 @@
         <w:t xml:space="preserve">Core provides shared contracts, named account/session support, ingestion/task helpers and coherent recovery. Supporting Notice and Access are included where selected. These relationships do not establish all 56 directed product pairs, universal vendor integration or unrestricted federation.</w:t>
       </w:r>
     </w:p>
-    <w:bookmarkEnd w:id="28"/>
-    <w:bookmarkStart w:id="38" w:name="product-guide-directory"/>
+    <w:bookmarkEnd w:id="29"/>
+    <w:bookmarkStart w:id="39" w:name="product-guide-directory"/>
     <w:p>
       <w:pPr>
         <w:pStyle w:val="Heading2"/>
@@ -1913,7 +1963,7 @@
             <w:pPr>
               <w:pStyle w:val="Compact"/>
             </w:pPr>
-            <w:hyperlink r:id="rId29">
+            <w:hyperlink r:id="rId30">
               <w:r>
                 <w:rPr>
                   <w:rStyle w:val="Hyperlink"/>
@@ -1983,7 +2033,7 @@
             <w:pPr>
               <w:pStyle w:val="Compact"/>
             </w:pPr>
-            <w:hyperlink r:id="rId30">
+            <w:hyperlink r:id="rId31">
               <w:r>
                 <w:rPr>
                   <w:rStyle w:val="Hyperlink"/>
@@ -2053,7 +2103,7 @@
             <w:pPr>
               <w:pStyle w:val="Compact"/>
             </w:pPr>
-            <w:hyperlink r:id="rId31">
+            <w:hyperlink r:id="rId32">
               <w:r>
                 <w:rPr>
                   <w:rStyle w:val="Hyperlink"/>
@@ -2123,7 +2173,7 @@
             <w:pPr>
               <w:pStyle w:val="Compact"/>
             </w:pPr>
-            <w:hyperlink r:id="rId32">
+            <w:hyperlink r:id="rId33">
               <w:r>
                 <w:rPr>
                   <w:rStyle w:val="Hyperlink"/>
@@ -2193,7 +2243,7 @@
             <w:pPr>
               <w:pStyle w:val="Compact"/>
             </w:pPr>
-            <w:hyperlink r:id="rId33">
+            <w:hyperlink r:id="rId34">
               <w:r>
                 <w:rPr>
                   <w:rStyle w:val="Hyperlink"/>
@@ -2263,7 +2313,7 @@
             <w:pPr>
               <w:pStyle w:val="Compact"/>
             </w:pPr>
-            <w:hyperlink r:id="rId34">
+            <w:hyperlink r:id="rId35">
               <w:r>
                 <w:rPr>
                   <w:rStyle w:val="Hyperlink"/>
@@ -2333,7 +2383,7 @@
             <w:pPr>
               <w:pStyle w:val="Compact"/>
             </w:pPr>
-            <w:hyperlink r:id="rId35">
+            <w:hyperlink r:id="rId36">
               <w:r>
                 <w:rPr>
                   <w:rStyle w:val="Hyperlink"/>
@@ -2403,7 +2453,7 @@
             <w:pPr>
               <w:pStyle w:val="Compact"/>
             </w:pPr>
-            <w:hyperlink r:id="rId36">
+            <w:hyperlink r:id="rId37">
               <w:r>
                 <w:rPr>
                   <w:rStyle w:val="Hyperlink"/>
@@ -2473,7 +2523,7 @@
             <w:pPr>
               <w:pStyle w:val="Compact"/>
             </w:pPr>
-            <w:hyperlink r:id="rId37">
+            <w:hyperlink r:id="rId38">
               <w:r>
                 <w:rPr>
                   <w:rStyle w:val="Hyperlink"/>
@@ -2485,9 +2535,9 @@
         </w:tc>
       </w:tr>
     </w:tbl>
-    <w:bookmarkEnd w:id="38"/>
     <w:bookmarkEnd w:id="39"/>
-    <w:bookmarkStart w:id="43" w:name="architecture"/>
+    <w:bookmarkEnd w:id="40"/>
+    <w:bookmarkStart w:id="44" w:name="architecture"/>
     <w:p>
       <w:pPr>
         <w:pStyle w:val="Heading1"/>
@@ -2505,18 +2555,18 @@
           <wp:inline>
             <wp:extent cx="6489700" cy="2298435"/>
             <wp:effectExtent b="0" l="0" r="0" t="0"/>
-            <wp:docPr descr="Townlight Suite architecture" title="" id="41" name="Picture"/>
+            <wp:docPr descr="Townlight architecture" title="" id="42" name="Picture"/>
             <a:graphic>
               <a:graphicData uri="http://schemas.openxmlformats.org/drawingml/2006/picture">
                 <pic:pic>
                   <pic:nvPicPr>
-                    <pic:cNvPr descr="C:/Users/scott/Documents/Codex/2026-10-26/read-this-and-check-the-software/outputs/townlight-beta-1-documentation/site/assets/word/suite-architecture.png" id="42" name="Picture"/>
+                    <pic:cNvPr descr="C:/Users/scott/Documents/Codex/2026-10-26/read-this-and-check-the-software/outputs/publication-2026-10-31/documentation/site/assets/word/suite-architecture.png" id="43" name="Picture"/>
                     <pic:cNvPicPr>
                       <a:picLocks noChangeArrowheads="1" noChangeAspect="1"/>
                     </pic:cNvPicPr>
                   </pic:nvPicPr>
                   <pic:blipFill>
-                    <a:blip r:embed="rId40"/>
+                    <a:blip r:embed="rId41"/>
                     <a:stretch>
                       <a:fillRect/>
                     </a:stretch>
@@ -2548,7 +2598,7 @@
         <w:pStyle w:val="ImageCaption"/>
       </w:pPr>
       <w:r>
-        <w:t xml:space="preserve">Townlight Suite architecture</w:t>
+        <w:t xml:space="preserve">Townlight architecture</w:t>
       </w:r>
     </w:p>
     <w:p>
@@ -2559,8 +2609,8 @@
         <w:t xml:space="preserve">The drawing shows the principal staff/evidence path. Native commands carry trusted identity to Python business services; PostgreSQL and retained original files hold durable state. A downstream copy does not silently transfer decision authority. Station has its own configured authority/media boundary, database and mutable files. The connected-workflow text supplies the drawing’s reading order and accessibility alternative.</w:t>
       </w:r>
     </w:p>
-    <w:bookmarkEnd w:id="43"/>
-    <w:bookmarkStart w:id="53" w:name="existing-product-operating-guides"/>
+    <w:bookmarkEnd w:id="44"/>
+    <w:bookmarkStart w:id="54" w:name="existing-product-operating-guides"/>
     <w:p>
       <w:pPr>
         <w:pStyle w:val="Heading1"/>
@@ -2585,7 +2635,7 @@
           <w:numId w:val="1003"/>
         </w:numPr>
       </w:pPr>
-      <w:hyperlink r:id="rId44">
+      <w:hyperlink r:id="rId45">
         <w:r>
           <w:rPr>
             <w:rStyle w:val="Hyperlink"/>
@@ -2605,7 +2655,7 @@
           <w:numId w:val="1003"/>
         </w:numPr>
       </w:pPr>
-      <w:hyperlink r:id="rId45">
+      <w:hyperlink r:id="rId46">
         <w:r>
           <w:rPr>
             <w:rStyle w:val="Hyperlink"/>
@@ -2625,7 +2675,7 @@
           <w:numId w:val="1003"/>
         </w:numPr>
       </w:pPr>
-      <w:hyperlink r:id="rId46">
+      <w:hyperlink r:id="rId47">
         <w:r>
           <w:rPr>
             <w:rStyle w:val="Hyperlink"/>
@@ -2645,7 +2695,7 @@
           <w:numId w:val="1003"/>
         </w:numPr>
       </w:pPr>
-      <w:hyperlink r:id="rId47">
+      <w:hyperlink r:id="rId48">
         <w:r>
           <w:rPr>
             <w:rStyle w:val="Hyperlink"/>
@@ -2665,7 +2715,7 @@
           <w:numId w:val="1003"/>
         </w:numPr>
       </w:pPr>
-      <w:hyperlink r:id="rId48">
+      <w:hyperlink r:id="rId49">
         <w:r>
           <w:rPr>
             <w:rStyle w:val="Hyperlink"/>
@@ -2685,7 +2735,7 @@
           <w:numId w:val="1003"/>
         </w:numPr>
       </w:pPr>
-      <w:hyperlink r:id="rId49">
+      <w:hyperlink r:id="rId50">
         <w:r>
           <w:rPr>
             <w:rStyle w:val="Hyperlink"/>
@@ -2705,7 +2755,7 @@
           <w:numId w:val="1003"/>
         </w:numPr>
       </w:pPr>
-      <w:hyperlink r:id="rId50">
+      <w:hyperlink r:id="rId51">
         <w:r>
           <w:rPr>
             <w:rStyle w:val="Hyperlink"/>
@@ -2725,7 +2775,7 @@
           <w:numId w:val="1003"/>
         </w:numPr>
       </w:pPr>
-      <w:hyperlink r:id="rId51">
+      <w:hyperlink r:id="rId52">
         <w:r>
           <w:rPr>
             <w:rStyle w:val="Hyperlink"/>
@@ -2745,7 +2795,7 @@
           <w:numId w:val="1003"/>
         </w:numPr>
       </w:pPr>
-      <w:hyperlink r:id="rId52">
+      <w:hyperlink r:id="rId53">
         <w:r>
           <w:rPr>
             <w:rStyle w:val="Hyperlink"/>
@@ -2757,8 +2807,8 @@
         <w:t xml:space="preserve">.</w:t>
       </w:r>
     </w:p>
-    <w:bookmarkEnd w:id="53"/>
-    <w:bookmarkStart w:id="60" w:name="technical-specifications"/>
+    <w:bookmarkEnd w:id="54"/>
+    <w:bookmarkStart w:id="61" w:name="technical-specifications"/>
     <w:p>
       <w:pPr>
         <w:pStyle w:val="Heading1"/>
@@ -2767,7 +2817,7 @@
         <w:t xml:space="preserve">Technical specifications</w:t>
       </w:r>
     </w:p>
-    <w:bookmarkStart w:id="54" w:name="runtime-and-storage"/>
+    <w:bookmarkStart w:id="55" w:name="runtime-and-storage"/>
     <w:p>
       <w:pPr>
         <w:pStyle w:val="Heading2"/>
@@ -2931,8 +2981,8 @@
         <w:t xml:space="preserve">must be absolute. Local configuration and secrets live under that profile; protected managed files and database state must be backed up coherently. Source/runtime identity is distinct from a product’s display label.</w:t>
       </w:r>
     </w:p>
-    <w:bookmarkEnd w:id="54"/>
-    <w:bookmarkStart w:id="55" w:name="data-and-consistency"/>
+    <w:bookmarkEnd w:id="55"/>
+    <w:bookmarkStart w:id="56" w:name="data-and-consistency"/>
     <w:p>
       <w:pPr>
         <w:pStyle w:val="Heading2"/>
@@ -2957,8 +3007,8 @@
         <w:t xml:space="preserve">Versioned saves use expected prior revision identifiers where defined. Reopen and reconcile on conflict. Exact exports and handoffs use source IDs, current visibility, revision and SHA256. Review belongs to the saved revision and does not transfer silently to edited text. Database changes use the owning product’s migrations; a request or readiness check is not an authorization to mutate schema.</w:t>
       </w:r>
     </w:p>
-    <w:bookmarkEnd w:id="55"/>
-    <w:bookmarkStart w:id="58" w:name="capacity-and-platform-statements"/>
+    <w:bookmarkEnd w:id="56"/>
+    <w:bookmarkStart w:id="59" w:name="capacity-and-platform-statements"/>
     <w:p>
       <w:pPr>
         <w:pStyle w:val="Heading2"/>
@@ -2985,7 +3035,7 @@
       <w:r>
         <w:t xml:space="preserve"> </w:t>
       </w:r>
-      <w:hyperlink r:id="rId56">
+      <w:hyperlink r:id="rId57">
         <w:r>
           <w:rPr>
             <w:rStyle w:val="Hyperlink"/>
@@ -3002,7 +3052,7 @@
       <w:r>
         <w:t xml:space="preserve"> </w:t>
       </w:r>
-      <w:hyperlink r:id="rId57">
+      <w:hyperlink r:id="rId58">
         <w:r>
           <w:rPr>
             <w:rStyle w:val="Hyperlink"/>
@@ -3017,8 +3067,8 @@
         <w:t xml:space="preserve">records shipped dependency declarations. These references are more precise than a manually copied dependency list. Third-party and historical license notices must accompany their matching payloads.</w:t>
       </w:r>
     </w:p>
-    <w:bookmarkEnd w:id="58"/>
-    <w:bookmarkStart w:id="59" w:name="station-operator-and-media-components"/>
+    <w:bookmarkEnd w:id="59"/>
+    <w:bookmarkStart w:id="60" w:name="station-operator-and-media-components"/>
     <w:p>
       <w:pPr>
         <w:pStyle w:val="Heading2"/>
@@ -3139,9 +3189,9 @@
         <w:t xml:space="preserve">The separate pinned CivicCast-derived media engine uses Python/native GStreamer processing and bounded media children. It is not the standalone CivicCast application. Station’s control database, data root, service/configuration and update identity remain independent. This describes the current mixed stack; no runtime rewrite or CivicCast migration is implied.</w:t>
       </w:r>
     </w:p>
-    <w:bookmarkEnd w:id="59"/>
     <w:bookmarkEnd w:id="60"/>
-    <w:bookmarkStart w:id="62" w:name="configuration-and-administration"/>
+    <w:bookmarkEnd w:id="61"/>
+    <w:bookmarkStart w:id="63" w:name="configuration-and-administration"/>
     <w:p>
       <w:pPr>
         <w:pStyle w:val="Heading1"/>
@@ -3150,7 +3200,7 @@
         <w:t xml:space="preserve">Configuration and administration</w:t>
       </w:r>
     </w:p>
-    <w:bookmarkStart w:id="61" w:name="native-deployment-configuration"/>
+    <w:bookmarkStart w:id="62" w:name="native-deployment-configuration"/>
     <w:p>
       <w:pPr>
         <w:pStyle w:val="Heading2"/>
@@ -3276,9 +3326,9 @@
         <w:t xml:space="preserve">The isolated documentation exporter sets a fictional profile and unusable synthetic database origin only to read schemas; those values are not deployment configuration. Keep deployment values in the intended process/account scope. An already-running process does not automatically inherit later environment edits.</w:t>
       </w:r>
     </w:p>
-    <w:bookmarkEnd w:id="61"/>
     <w:bookmarkEnd w:id="62"/>
-    <w:bookmarkStart w:id="70" w:name="api-and-integration-examples"/>
+    <w:bookmarkEnd w:id="63"/>
+    <w:bookmarkStart w:id="71" w:name="api-and-integration-examples"/>
     <w:p>
       <w:pPr>
         <w:pStyle w:val="Heading1"/>
@@ -3287,7 +3337,7 @@
         <w:t xml:space="preserve">API and integration examples</w:t>
       </w:r>
     </w:p>
-    <w:bookmarkStart w:id="63" w:name="native-command-example"/>
+    <w:bookmarkStart w:id="64" w:name="native-command-example"/>
     <w:p>
       <w:pPr>
         <w:pStyle w:val="Heading2"/>
@@ -3552,8 +3602,8 @@
         <w:t xml:space="preserve">;</w:t>
       </w:r>
     </w:p>
-    <w:bookmarkEnd w:id="63"/>
-    <w:bookmarkStart w:id="64" w:name="trusted-local-http-example"/>
+    <w:bookmarkEnd w:id="64"/>
+    <w:bookmarkStart w:id="65" w:name="trusted-local-http-example"/>
     <w:p>
       <w:pPr>
         <w:pStyle w:val="Heading2"/>
@@ -3968,8 +4018,8 @@
         <w:t xml:space="preserve"> headers</w:t>
       </w:r>
     </w:p>
-    <w:bookmarkEnd w:id="64"/>
-    <w:bookmarkStart w:id="65" w:name="Xc1e641ed528d4025c368f165cf10eb57eaf8eef"/>
+    <w:bookmarkEnd w:id="65"/>
+    <w:bookmarkStart w:id="66" w:name="Xc1e641ed528d4025c368f165cf10eb57eaf8eef"/>
     <w:p>
       <w:pPr>
         <w:pStyle w:val="Heading2"/>
@@ -4791,8 +4841,8 @@
         <w:t xml:space="preserve">This write requires Meetings to be enabled and the signed-in staff role to permit it. It is a cross-suite integration example; for this product’s request models, use the complete technical reference below.</w:t>
       </w:r>
     </w:p>
-    <w:bookmarkEnd w:id="65"/>
-    <w:bookmarkStart w:id="69" w:name="complete-technical-contract"/>
+    <w:bookmarkEnd w:id="66"/>
+    <w:bookmarkStart w:id="70" w:name="complete-technical-contract"/>
     <w:p>
       <w:pPr>
         <w:pStyle w:val="Heading2"/>
@@ -4811,7 +4861,7 @@
       <w:r>
         <w:t xml:space="preserve"> </w:t>
       </w:r>
-      <w:hyperlink r:id="rId66">
+      <w:hyperlink r:id="rId67">
         <w:r>
           <w:rPr>
             <w:rStyle w:val="Hyperlink"/>
@@ -4828,7 +4878,7 @@
       <w:r>
         <w:t xml:space="preserve"> </w:t>
       </w:r>
-      <w:hyperlink r:id="rId67">
+      <w:hyperlink r:id="rId68">
         <w:r>
           <w:rPr>
             <w:rStyle w:val="Hyperlink"/>
@@ -4845,7 +4895,7 @@
       <w:r>
         <w:t xml:space="preserve"> </w:t>
       </w:r>
-      <w:hyperlink r:id="rId68">
+      <w:hyperlink r:id="rId69">
         <w:r>
           <w:rPr>
             <w:rStyle w:val="Hyperlink"/>
@@ -4860,9 +4910,9 @@
         <w:t xml:space="preserve">includes configuration/source inventories, dependency declarations, native command contracts, MCP signatures and candidate evidence.</w:t>
       </w:r>
     </w:p>
-    <w:bookmarkEnd w:id="69"/>
     <w:bookmarkEnd w:id="70"/>
-    <w:bookmarkStart w:id="72" w:name="mcp-and-automation-boundary"/>
+    <w:bookmarkEnd w:id="71"/>
+    <w:bookmarkStart w:id="73" w:name="mcp-and-automation-boundary"/>
     <w:p>
       <w:pPr>
         <w:pStyle w:val="Heading1"/>
@@ -5070,7 +5120,7 @@
       <w:r>
         <w:t xml:space="preserve"> </w:t>
       </w:r>
-      <w:hyperlink r:id="rId71">
+      <w:hyperlink r:id="rId72">
         <w:r>
           <w:rPr>
             <w:rStyle w:val="Hyperlink"/>
@@ -5082,8 +5132,8 @@
         <w:t xml:space="preserve">. Station meeting capture does not become live speech recognition because this optional donor adapter exists.</w:t>
       </w:r>
     </w:p>
-    <w:bookmarkEnd w:id="72"/>
-    <w:bookmarkStart w:id="73" w:name="security-and-permissions"/>
+    <w:bookmarkEnd w:id="73"/>
+    <w:bookmarkStart w:id="74" w:name="security-and-permissions"/>
     <w:p>
       <w:pPr>
         <w:pStyle w:val="Heading1"/>
@@ -5140,8 +5190,8 @@
         <w:t xml:space="preserve">Use protected local folders, account permissions and credential storage. Never include the native session file, database passwords, provider keys or unredacted support bundles in a public issue or generated public documentation. A local public view is not automatically a secured internet deployment. Keep network exposure and real equipment acceptance specific to the chosen beta site.</w:t>
       </w:r>
     </w:p>
-    <w:bookmarkEnd w:id="73"/>
-    <w:bookmarkStart w:id="74" w:name="backup-recovery-and-maintenance"/>
+    <w:bookmarkEnd w:id="74"/>
+    <w:bookmarkStart w:id="75" w:name="backup-recovery-and-maintenance"/>
     <w:p>
       <w:pPr>
         <w:pStyle w:val="Heading1"/>
@@ -5269,8 +5319,8 @@
         <w:t xml:space="preserve">On failure, record the time, selected composition, component/installer versions and exact message. Check System Health for stopped, starting, ready or failed dependencies. Use the existing Retry control after readiness; do not create duplicate business records to refresh a stale view. Share only a redacted diagnostic bundle. Preserve secrets, original evidence, recovery material and unrelated installations.</w:t>
       </w:r>
     </w:p>
-    <w:bookmarkEnd w:id="74"/>
-    <w:bookmarkStart w:id="75" w:name="troubleshooting"/>
+    <w:bookmarkEnd w:id="75"/>
+    <w:bookmarkStart w:id="76" w:name="troubleshooting"/>
     <w:p>
       <w:pPr>
         <w:pStyle w:val="Heading1"/>
@@ -5910,8 +5960,8 @@
         </w:tc>
       </w:tr>
     </w:tbl>
-    <w:bookmarkEnd w:id="75"/>
-    <w:bookmarkStart w:id="78" w:name="verified-workflows-and-limits"/>
+    <w:bookmarkEnd w:id="76"/>
+    <w:bookmarkStart w:id="79" w:name="verified-workflows-and-limits"/>
     <w:p>
       <w:pPr>
         <w:pStyle w:val="Heading1"/>
@@ -6624,7 +6674,7 @@
         <w:pStyle w:val="BodyText"/>
       </w:pPr>
       <w:r>
-        <w:t xml:space="preserve">These results come from the identified signed candidate’s fresh normal-profile Sandbox exercise: real native IPC/HTTP/PostgreSQL and selected headless controls. All accounts, source bundles and media were synthetic. The guest install/uninstall and recovery passed, and the owned Sandbox stopped. No host installed application or standalone CivicCast was changed. This documentation task reuses those receipts; it does not claim a new software acceptance run.</w:t>
+        <w:t xml:space="preserve">The following baseline results come from the previously accepted signed candidate’s fresh normal-profile Sandbox exercise: real native IPC/HTTP/PostgreSQL and selected headless controls. All accounts, source bundles and media were synthetic. The guest install/uninstall and recovery passed, and the owned Sandbox stopped. No host installed application or standalone CivicCast was changed. Those baseline receipts are retained for unchanged workflows. The accompanying ACCEPTANCE.md records the separate installed verification and exact identity of this new Station delivery candidate.</w:t>
       </w:r>
     </w:p>
     <w:p>
@@ -6637,7 +6687,7 @@
       <w:r>
         <w:t xml:space="preserve"> </w:t>
       </w:r>
-      <w:hyperlink r:id="rId76">
+      <w:hyperlink r:id="rId77">
         <w:r>
           <w:rPr>
             <w:rStyle w:val="Hyperlink"/>
@@ -6654,7 +6704,7 @@
       <w:r>
         <w:t xml:space="preserve"> </w:t>
       </w:r>
-      <w:hyperlink r:id="rId77">
+      <w:hyperlink r:id="rId78">
         <w:r>
           <w:rPr>
             <w:rStyle w:val="Hyperlink"/>
@@ -6677,8 +6727,8 @@
         <w:t xml:space="preserve">The limits remain: actual city field acceptance and equipment/network commissioning; Station automatic provisioning/SCM commissioning; every UI/role combination; field recognition accuracy; and historical in-place upgrades are not certified. They are not five invented feature requirements. Fresh-install controlled beta handoff remains the accepted scope. This package makes no city-deployment, publication or general-availability claim.</w:t>
       </w:r>
     </w:p>
-    <w:bookmarkEnd w:id="78"/>
-    <w:bookmarkStart w:id="90" w:name="terms-of-service-and-license"/>
+    <w:bookmarkEnd w:id="79"/>
+    <w:bookmarkStart w:id="91" w:name="terms-of-service-and-license"/>
     <w:p>
       <w:pPr>
         <w:pStyle w:val="Heading1"/>
@@ -6687,7 +6737,7 @@
         <w:t xml:space="preserve">Terms of service and license</w:t>
       </w:r>
     </w:p>
-    <w:bookmarkStart w:id="79" w:name="scope-and-status"/>
+    <w:bookmarkStart w:id="80" w:name="scope-and-status"/>
     <w:p>
       <w:pPr>
         <w:pStyle w:val="Heading2"/>
@@ -6704,8 +6754,8 @@
         <w:t xml:space="preserve">These terms describe the Townlight Beta 1 software and this documentation package. This is a locally prepared private beta, not a hosted-service subscription, a city deployment agreement or a public release. No uptime commitment, support response time, indemnity, data-processing agreement or paid service is created by these documents. A separate signed agreement, if any, governs services it actually provides.</w:t>
       </w:r>
     </w:p>
-    <w:bookmarkEnd w:id="79"/>
-    <w:bookmarkStart w:id="82" w:name="software-license-and-rights"/>
+    <w:bookmarkEnd w:id="80"/>
+    <w:bookmarkStart w:id="83" w:name="software-license-and-rights"/>
     <w:p>
       <w:pPr>
         <w:pStyle w:val="Heading2"/>
@@ -6745,7 +6795,7 @@
       <w:r>
         <w:t xml:space="preserve"> </w:t>
       </w:r>
-      <w:hyperlink r:id="rId80">
+      <w:hyperlink r:id="rId81">
         <w:r>
           <w:rPr>
             <w:rStyle w:val="Hyperlink"/>
@@ -6762,7 +6812,7 @@
       <w:r>
         <w:t xml:space="preserve"> </w:t>
       </w:r>
-      <w:hyperlink r:id="rId81">
+      <w:hyperlink r:id="rId82">
         <w:r>
           <w:rPr>
             <w:rStyle w:val="Hyperlink"/>
@@ -6774,8 +6824,8 @@
         <w:t xml:space="preserve">.</w:t>
       </w:r>
     </w:p>
-    <w:bookmarkEnd w:id="82"/>
-    <w:bookmarkStart w:id="83" w:name="data-ownership-and-access"/>
+    <w:bookmarkEnd w:id="83"/>
+    <w:bookmarkStart w:id="84" w:name="data-ownership-and-access"/>
     <w:p>
       <w:pPr>
         <w:pStyle w:val="Heading2"/>
@@ -6792,8 +6842,8 @@
         <w:t xml:space="preserve">Importing a document does not transfer its ownership or grant permission to publish it. The operating organization controls its accounts, access decisions, lawful source use, retention and review/release policy. Keep resident information, credentials, private notes and restricted evidence in their authorized locations. Documentation examples contain fictional data. No real city account, credential or record is required to exercise these examples in an isolated test environment.</w:t>
       </w:r>
     </w:p>
-    <w:bookmarkEnd w:id="83"/>
-    <w:bookmarkStart w:id="84" w:name="local-operation-and-external-processors"/>
+    <w:bookmarkEnd w:id="84"/>
+    <w:bookmarkStart w:id="85" w:name="local-operation-and-external-processors"/>
     <w:p>
       <w:pPr>
         <w:pStyle w:val="Heading2"/>
@@ -6810,8 +6860,8 @@
         <w:t xml:space="preserve">The accepted beta workflow is local and uses named staff accounts. Station has separate storage and credentials. Configure backup destinations and optional model/network providers deliberately. A configured external provider may receive submitted prompts, images or audio according to that configuration and provider’s terms; this documentation does not promise that every optional configuration is offline. An email outbox or local public view does not establish external delivery or an internet deployment. This static documentation site has no analytics, account collection or remote font dependency.</w:t>
       </w:r>
     </w:p>
-    <w:bookmarkEnd w:id="84"/>
-    <w:bookmarkStart w:id="85" w:name="staff-decisions-and-source-applicability"/>
+    <w:bookmarkEnd w:id="85"/>
+    <w:bookmarkStart w:id="86" w:name="staff-decisions-and-source-applicability"/>
     <w:p>
       <w:pPr>
         <w:pStyle w:val="Heading2"/>
@@ -6828,8 +6878,8 @@
         <w:t xml:space="preserve">Staff verify the jurisdiction, source currency, permissions, citations and proposed audience. Model output and generated guidance require review. No draft is automatically an official legal interpretation, zoning determination, permit approval, fee assessment, enforcement notice or records-release decision. Official permit fee authority remains with the adopted source and responsible organization; imported amounts do not become a new authoritative calculation.</w:t>
       </w:r>
     </w:p>
-    <w:bookmarkEnd w:id="85"/>
-    <w:bookmarkStart w:id="86" w:name="beta-operation-and-recovery"/>
+    <w:bookmarkEnd w:id="86"/>
+    <w:bookmarkStart w:id="87" w:name="beta-operation-and-recovery"/>
     <w:p>
       <w:pPr>
         <w:pStyle w:val="Heading2"/>
@@ -6846,8 +6896,8 @@
         <w:t xml:space="preserve">Use the identified candidate in its supported fresh-install scope. Preserve backups and original evidence. Test physical equipment and chosen network/service configuration before relying on them. The supplied acceptance describes selected synthetic workflows, not every screen, vendor, field condition or upgrade. Operators decide whether a particular deployment meets their own operational obligations.</w:t>
       </w:r>
     </w:p>
-    <w:bookmarkEnd w:id="86"/>
-    <w:bookmarkStart w:id="87" w:name="warranty-and-liability"/>
+    <w:bookmarkEnd w:id="87"/>
+    <w:bookmarkStart w:id="88" w:name="warranty-and-liability"/>
     <w:p>
       <w:pPr>
         <w:pStyle w:val="Heading2"/>
@@ -6864,8 +6914,8 @@
         <w:t xml:space="preserve">The covered software’s warranty and liability conditions are those in sections 15–17 of the supplied AGPL and any applicable separate written undertaking. This documentation creates no additional warranty or limitation beyond those terms. Third-party software is subject to its retained license notices. Nothing here removes rights that applicable law makes nonwaivable.</w:t>
       </w:r>
     </w:p>
-    <w:bookmarkEnd w:id="87"/>
-    <w:bookmarkStart w:id="88" w:name="support-and-incident-reporting"/>
+    <w:bookmarkEnd w:id="88"/>
+    <w:bookmarkStart w:id="89" w:name="support-and-incident-reporting"/>
     <w:p>
       <w:pPr>
         <w:pStyle w:val="Heading2"/>
@@ -6882,8 +6932,8 @@
         <w:t xml:space="preserve">Use the project’s existing SUPPORT and SECURITY guidance for its matching repository. Report reproducible behavior with the version, operation and redacted logs. Do not put credentials, resident records or unredacted evidence in a public issue. Coordinate sensitive reports through the channel designated in SECURITY. No new support address or service commitment is invented here.</w:t>
       </w:r>
     </w:p>
-    <w:bookmarkEnd w:id="88"/>
-    <w:bookmarkStart w:id="89" w:name="X31f05bddf6aa9d1ff47b7e67ed4759e27e0b8e9"/>
+    <w:bookmarkEnd w:id="89"/>
+    <w:bookmarkStart w:id="90" w:name="X31f05bddf6aa9d1ff47b7e67ed4759e27e0b8e9"/>
     <w:p>
       <w:pPr>
         <w:pStyle w:val="Heading2"/>
@@ -6900,9 +6950,9 @@
         <w:t xml:space="preserve">When an organization ends testing, it controls retention/export and removes access according to its policy. Uninstall may retain data; back up and inspect the selected removal options. Ending an exercise does not revoke rights already granted by AGPL. Later software/documentation versions must identify their changed candidate and scope; historical receipts retain their original identities. These terms do not claim that a city has accepted a contract merely by reading a manual.</w:t>
       </w:r>
     </w:p>
-    <w:bookmarkEnd w:id="89"/>
     <w:bookmarkEnd w:id="90"/>
-    <w:bookmarkStart w:id="91" w:name="glossary"/>
+    <w:bookmarkEnd w:id="91"/>
+    <w:bookmarkStart w:id="92" w:name="glossary"/>
     <w:p>
       <w:pPr>
         <w:pStyle w:val="Heading1"/>
@@ -7618,8 +7668,8 @@
         </w:tc>
       </w:tr>
     </w:tbl>
-    <w:bookmarkEnd w:id="91"/>
-    <w:bookmarkStart w:id="93" w:name="alphabetical-subject-index"/>
+    <w:bookmarkEnd w:id="92"/>
+    <w:bookmarkStart w:id="94" w:name="alphabetical-subject-index"/>
     <w:p>
       <w:pPr>
         <w:pStyle w:val="Heading1"/>
@@ -8276,7 +8326,7 @@
         <w:t xml:space="preserve">.</w:t>
       </w:r>
     </w:p>
-    <w:bookmarkStart w:id="92" w:name="operating-subject-links"/>
+    <w:bookmarkStart w:id="93" w:name="operating-subject-links"/>
     <w:p>
       <w:pPr>
         <w:pStyle w:val="Heading2"/>
@@ -8321,9 +8371,9 @@
         <w:t xml:space="preserve">.</w:t>
       </w:r>
     </w:p>
-    <w:bookmarkEnd w:id="92"/>
     <w:bookmarkEnd w:id="93"/>
-    <w:bookmarkStart w:id="97" w:name="source-and-document-control"/>
+    <w:bookmarkEnd w:id="94"/>
+    <w:bookmarkStart w:id="98" w:name="source-and-document-control"/>
     <w:p>
       <w:pPr>
         <w:pStyle w:val="Heading1"/>
@@ -8337,7 +8387,7 @@
         <w:pStyle w:val="FirstParagraph"/>
       </w:pPr>
       <w:r>
-        <w:t xml:space="preserve">This edition is authored from the immutable corresponding-source companion, the generated installed-domain schema and the retained workflow receipts. The current software versions and signed artifacts are unchanged. Public historical pages are not synchronized or published by this local documentation task.</w:t>
+        <w:t xml:space="preserve">This edition is authored from the immutable corresponding-source companion, the generated installed-domain schema and the retained workflow receipts. Component version numbers are retained. The private MSI has its own new hash and signing receipt. Historical release tags and their artifacts remain unchanged.</w:t>
       </w:r>
     </w:p>
     <w:p>
@@ -8348,7 +8398,7 @@
           <w:numId w:val="1006"/>
         </w:numPr>
       </w:pPr>
-      <w:hyperlink r:id="rId94">
+      <w:hyperlink r:id="rId95">
         <w:r>
           <w:rPr>
             <w:rStyle w:val="Hyperlink"/>
@@ -8365,7 +8415,7 @@
           <w:numId w:val="1006"/>
         </w:numPr>
       </w:pPr>
-      <w:hyperlink r:id="rId57">
+      <w:hyperlink r:id="rId58">
         <w:r>
           <w:rPr>
             <w:rStyle w:val="Hyperlink"/>
@@ -8382,7 +8432,7 @@
           <w:numId w:val="1006"/>
         </w:numPr>
       </w:pPr>
-      <w:hyperlink r:id="rId95">
+      <w:hyperlink r:id="rId96">
         <w:r>
           <w:rPr>
             <w:rStyle w:val="Hyperlink"/>
@@ -8399,7 +8449,7 @@
           <w:numId w:val="1006"/>
         </w:numPr>
       </w:pPr>
-      <w:hyperlink r:id="rId76">
+      <w:hyperlink r:id="rId77">
         <w:r>
           <w:rPr>
             <w:rStyle w:val="Hyperlink"/>
@@ -8416,7 +8466,7 @@
           <w:numId w:val="1006"/>
         </w:numPr>
       </w:pPr>
-      <w:hyperlink r:id="rId96">
+      <w:hyperlink r:id="rId97">
         <w:r>
           <w:rPr>
             <w:rStyle w:val="Hyperlink"/>
@@ -8425,7 +8475,172 @@
         </w:r>
       </w:hyperlink>
     </w:p>
-    <w:bookmarkEnd w:id="97"/>
+    <w:bookmarkEnd w:id="98"/>
+    <w:bookmarkStart w:id="103" w:name="Xf1a57e06ef2049650bf948864f53290c5c976e4"/>
+    <w:p>
+      <w:pPr>
+        <w:pStyle w:val="Heading1"/>
+      </w:pPr>
+      <w:r>
+        <w:t xml:space="preserve">Station delivery in this Station delivery candidate</w:t>
+      </w:r>
+    </w:p>
+    <w:p>
+      <w:pPr>
+        <w:pStyle w:val="FirstParagraph"/>
+      </w:pPr>
+      <w:r>
+        <w:t xml:space="preserve">Station now offers two explicit delivery paths. During a live recording, staff may select an administrator-configured encrypted SRT feed to the separate CivicCast product. The PEG operator controls local cable take-to-air. After completion, staff may approve an upload copy to the Station-configured YouTube account, select its title and visibility, and inspect the durable receipt. The private canonical recording and existing Meetings → Station → Records handoff remain independent.</w:t>
+      </w:r>
+    </w:p>
+    <w:p>
+      <w:pPr>
+        <w:pStyle w:val="CaptionedFigure"/>
+      </w:pPr>
+      <w:r>
+        <w:drawing>
+          <wp:inline>
+            <wp:extent cx="6489700" cy="3177248"/>
+            <wp:effectExtent b="0" l="0" r="0" t="0"/>
+            <wp:docPr descr="Townlight architecture" title="" id="100" name="Picture"/>
+            <a:graphic>
+              <a:graphicData uri="http://schemas.openxmlformats.org/drawingml/2006/picture">
+                <pic:pic>
+                  <pic:nvPicPr>
+                    <pic:cNvPr descr="C:/Users/scott/Documents/Codex/2026-10-26/read-this-and-check-the-software/outputs/publication-2026-10-31/documentation/site/assets/word/station-delivery-architecture.png" id="101" name="Picture"/>
+                    <pic:cNvPicPr>
+                      <a:picLocks noChangeArrowheads="1" noChangeAspect="1"/>
+                    </pic:cNvPicPr>
+                  </pic:nvPicPr>
+                  <pic:blipFill>
+                    <a:blip r:embed="rId99"/>
+                    <a:stretch>
+                      <a:fillRect/>
+                    </a:stretch>
+                  </pic:blipFill>
+                  <pic:spPr bwMode="auto">
+                    <a:xfrm>
+                      <a:off x="0" y="0"/>
+                      <a:ext cx="6489700" cy="3177248"/>
+                    </a:xfrm>
+                    <a:prstGeom prst="rect">
+                      <a:avLst/>
+                    </a:prstGeom>
+                    <a:noFill/>
+                    <a:ln w="9525">
+                      <a:noFill/>
+                      <a:headEnd/>
+                      <a:tailEnd/>
+                    </a:ln>
+                  </pic:spPr>
+                </pic:pic>
+              </a:graphicData>
+            </a:graphic>
+          </wp:inline>
+        </w:drawing>
+      </w:r>
+    </w:p>
+    <w:p>
+      <w:pPr>
+        <w:pStyle w:val="ImageCaption"/>
+      </w:pPr>
+      <w:r>
+        <w:t xml:space="preserve">Townlight architecture</w:t>
+      </w:r>
+    </w:p>
+    <w:p>
+      <w:pPr>
+        <w:pStyle w:val="BodyText"/>
+      </w:pPr>
+      <w:r>
+        <w:t xml:space="preserve">These paths reuse the pinned CivicCast media and YouTube client code. A separate sender isolates network backpressure from capture, and a separate upload worker prevents long uploads from blocking recording. YouTube starts no live broadcast here. Standalone CivicCast has separate installation, identity, storage and operator control.</w:t>
+      </w:r>
+    </w:p>
+    <w:p>
+      <w:pPr>
+        <w:pStyle w:val="BodyText"/>
+      </w:pPr>
+      <w:r>
+        <w:t xml:space="preserve">Administrators run the explicit Station schema4 migration and provision Station-only OAuth and SRT pairing credentials. Existing component versions are retained. Preparation failures can be explicitly retried; uncertain external uploads require manual reconciliation and are never silently duplicated. No real credentials or external video publication are used in synthetic development acceptance.</w:t>
+      </w:r>
+    </w:p>
+    <w:p>
+      <w:pPr>
+        <w:pStyle w:val="BodyText"/>
+      </w:pPr>
+      <w:r>
+        <w:t xml:space="preserve">See</w:t>
+      </w:r>
+      <w:r>
+        <w:t xml:space="preserve"> </w:t>
+      </w:r>
+      <w:hyperlink r:id="rId102">
+        <w:r>
+          <w:rPr>
+            <w:rStyle w:val="Hyperlink"/>
+          </w:rPr>
+          <w:t xml:space="preserve">the Station manual delivery section</w:t>
+        </w:r>
+      </w:hyperlink>
+      <w:r>
+        <w:t xml:space="preserve"> </w:t>
+      </w:r>
+      <w:r>
+        <w:t xml:space="preserve">for full staff steps, architecture, configuration, API request examples, permissions and recovery. Existing eight-product workflows are unchanged; their accepted evidence is retained rather than presented as a new run.</w:t>
+      </w:r>
+    </w:p>
+    <w:bookmarkEnd w:id="103"/>
+    <w:bookmarkStart w:id="104" w:name="delivery-subject-index"/>
+    <w:p>
+      <w:pPr>
+        <w:pStyle w:val="Heading1"/>
+      </w:pPr>
+      <w:r>
+        <w:t xml:space="preserve">Delivery subject index</w:t>
+      </w:r>
+    </w:p>
+    <w:p>
+      <w:pPr>
+        <w:pStyle w:val="Compact"/>
+        <w:numPr>
+          <w:ilvl w:val="0"/>
+          <w:numId w:val="1007"/>
+        </w:numPr>
+      </w:pPr>
+      <w:hyperlink r:id="rId102">
+        <w:r>
+          <w:rPr>
+            <w:rStyle w:val="Hyperlink"/>
+          </w:rPr>
+          <w:t xml:space="preserve">CivicCast live feed</w:t>
+        </w:r>
+      </w:hyperlink>
+    </w:p>
+    <w:p>
+      <w:pPr>
+        <w:pStyle w:val="Compact"/>
+        <w:numPr>
+          <w:ilvl w:val="0"/>
+          <w:numId w:val="1007"/>
+        </w:numPr>
+      </w:pPr>
+      <w:r>
+        <w:t xml:space="preserve">YouTube: explicit completed recording upload; visibility; receipt and reconciliation.</w:t>
+      </w:r>
+    </w:p>
+    <w:p>
+      <w:pPr>
+        <w:pStyle w:val="Compact"/>
+        <w:numPr>
+          <w:ilvl w:val="0"/>
+          <w:numId w:val="1007"/>
+        </w:numPr>
+      </w:pPr>
+      <w:r>
+        <w:t xml:space="preserve">Schema4: durable upload intent; existing evidence retained.</w:t>
+      </w:r>
+    </w:p>
+    <w:bookmarkEnd w:id="104"/>
     <w:sectPr>
       <w:headerReference r:id="rId9" w:type="default"/>
       <w:footerReference r:id="rId10" w:type="default"/>
@@ -8831,6 +9046,9 @@
     <w:abstractNumId w:val="991"/>
   </w:num>
   <w:num w:numId="1006">
+    <w:abstractNumId w:val="991"/>
+  </w:num>
+  <w:num w:numId="1007">
     <w:abstractNumId w:val="991"/>
   </w:num>
 </w:numbering>

--- a/docx/Townlight-Suite-Manual-Beta-1.docx
+++ b/docx/Townlight-Suite-Manual-Beta-1.docx
@@ -287,12 +287,12 @@
       <w:pPr>
         <w:pStyle w:val="BodyText"/>
       </w:pPr>
-      <w:hyperlink w:anchor="Xf1a57e06ef2049650bf948864f53290c5c976e4">
+      <w:hyperlink w:anchor="station-live-and-recorded-delivery">
         <w:r>
           <w:rPr>
             <w:rStyle w:val="Hyperlink"/>
           </w:rPr>
-          <w:t xml:space="preserve">Station delivery in this Station delivery candidate</w:t>
+          <w:t xml:space="preserve">Station live and recorded delivery</w:t>
         </w:r>
       </w:hyperlink>
     </w:p>
@@ -1493,7 +1493,21 @@
         </w:numPr>
       </w:pPr>
       <w:r>
-        <w:t xml:space="preserve">Obtain the identified signed Station delivery candidate and its corresponding-source companion from the beta coordinator. The landing pages in this documentation are not an installer download service.</w:t>
+        <w:t xml:space="preserve">Download the signed Windows installer and matching source/documentation companions from the</w:t>
+      </w:r>
+      <w:r>
+        <w:t xml:space="preserve"> </w:t>
+      </w:r>
+      <w:hyperlink r:id="rId19">
+        <w:r>
+          <w:rPr>
+            <w:rStyle w:val="Hyperlink"/>
+          </w:rPr>
+          <w:t xml:space="preserve">Station delivery release</w:t>
+        </w:r>
+      </w:hyperlink>
+      <w:r>
+        <w:t xml:space="preserve">. Use that release’s checksums and publisher signature to identify the candidate.</w:t>
       </w:r>
     </w:p>
     <w:p>
@@ -6751,7 +6765,7 @@
         <w:pStyle w:val="FirstParagraph"/>
       </w:pPr>
       <w:r>
-        <w:t xml:space="preserve">These terms describe the Townlight Beta 1 software and this documentation package. This is a locally prepared private beta, not a hosted-service subscription, a city deployment agreement or a public release. No uptime commitment, support response time, indemnity, data-processing agreement or paid service is created by these documents. A separate signed agreement, if any, governs services it actually provides.</w:t>
+        <w:t xml:space="preserve">These terms describe the Townlight Beta 1 software and this documentation package. This is a public beta software distribution. It does not create a hosted-service subscription or a city deployment agreement. No uptime commitment, support response time, indemnity, data-processing agreement or paid service is created by these documents. A separate signed agreement, if any, governs services it actually provides.</w:t>
       </w:r>
     </w:p>
     <w:bookmarkEnd w:id="80"/>
@@ -8476,13 +8490,13 @@
       </w:hyperlink>
     </w:p>
     <w:bookmarkEnd w:id="98"/>
-    <w:bookmarkStart w:id="103" w:name="Xf1a57e06ef2049650bf948864f53290c5c976e4"/>
+    <w:bookmarkStart w:id="103" w:name="station-live-and-recorded-delivery"/>
     <w:p>
       <w:pPr>
         <w:pStyle w:val="Heading1"/>
       </w:pPr>
       <w:r>
-        <w:t xml:space="preserve">Station delivery in this Station delivery candidate</w:t>
+        <w:t xml:space="preserve">Station live and recorded delivery</w:t>
       </w:r>
     </w:p>
     <w:p>

--- a/docx/Townlight-Suite-Manual-Beta-1.docx
+++ b/docx/Townlight-Suite-Manual-Beta-1.docx
@@ -26,7 +26,7 @@
         <w:t xml:space="preserve">30 October 2026</w:t>
       </w:r>
     </w:p>
-    <w:bookmarkStart w:id="19" w:name="contents"/>
+    <w:bookmarkStart w:id="20" w:name="contents"/>
     <w:p>
       <w:pPr>
         <w:pStyle w:val="Heading1"/>
@@ -283,8 +283,60 @@
         </w:r>
       </w:hyperlink>
     </w:p>
-    <w:bookmarkEnd w:id="19"/>
-    <w:bookmarkStart w:id="20" w:name="using-this-manual"/>
+    <w:p>
+      <w:pPr>
+        <w:pStyle w:val="BodyText"/>
+      </w:pPr>
+      <w:hyperlink w:anchor="station-live-and-recorded-delivery">
+        <w:r>
+          <w:rPr>
+            <w:rStyle w:val="Hyperlink"/>
+          </w:rPr>
+          <w:t xml:space="preserve">Station live and recorded delivery</w:t>
+        </w:r>
+      </w:hyperlink>
+    </w:p>
+    <w:p>
+      <w:pPr>
+        <w:pStyle w:val="BodyText"/>
+      </w:pPr>
+      <w:hyperlink w:anchor="delivery-subject-index">
+        <w:r>
+          <w:rPr>
+            <w:rStyle w:val="Hyperlink"/>
+          </w:rPr>
+          <w:t xml:space="preserve">Delivery subject index</w:t>
+        </w:r>
+      </w:hyperlink>
+    </w:p>
+    <w:p>
+      <w:pPr>
+        <w:pStyle w:val="BlockText"/>
+      </w:pPr>
+      <w:r>
+        <w:rPr>
+          <w:b/>
+          <w:bCs/>
+        </w:rPr>
+        <w:t xml:space="preserve">Townlight Beta 1 — Station delivery update, 31 October 2026.</w:t>
+      </w:r>
+      <w:r>
+        <w:t xml:space="preserve"> </w:t>
+      </w:r>
+      <w:hyperlink r:id="rId19">
+        <w:r>
+          <w:rPr>
+            <w:rStyle w:val="Hyperlink"/>
+          </w:rPr>
+          <w:t xml:space="preserve">Signed Windows installer, source, documentation and acceptance</w:t>
+        </w:r>
+      </w:hyperlink>
+      <w:r>
+        <w:t xml:space="preserve">. This edition documents the Sandbox-tested Station delivery additions. Existing component versions are retained. Earlier baseline results remain identified as historical evidence; the new acceptance report identifies the new installer.</w:t>
+      </w:r>
+    </w:p>
+    <w:bookmarkEnd w:id="20"/>
+    <w:bookmarkStart w:id="21" w:name="using-this-manual"/>
     <w:p>
       <w:pPr>
         <w:pStyle w:val="Heading1"/>
@@ -307,11 +359,11 @@
         <w:pStyle w:val="BodyText"/>
       </w:pPr>
       <w:r>
-        <w:t xml:space="preserve">Staff should start with First run and Connected workflows. Administrators should read Architecture, Configuration, Security and Recovery. Developers should use the full API reference and per-product source contracts. These instructions describe the private candidate rather than older public release selections.</w:t>
-      </w:r>
-    </w:p>
-    <w:bookmarkEnd w:id="20"/>
-    <w:bookmarkStart w:id="22" w:name="beta-identity"/>
+        <w:t xml:space="preserve">Staff should start with First run and Connected workflows. Administrators should read Architecture, Configuration, Security and Recovery. Developers should use the full API reference and per-product source contracts. These instructions describe the Station delivery candidate rather than older public release selections.</w:t>
+      </w:r>
+    </w:p>
+    <w:bookmarkEnd w:id="21"/>
+    <w:bookmarkStart w:id="23" w:name="beta-identity"/>
     <w:p>
       <w:pPr>
         <w:pStyle w:val="Heading1"/>
@@ -539,7 +591,7 @@
               <w:rPr>
                 <w:sz w:val="18"/>
               </w:rPr>
-              <w:t xml:space="preserve">Candidate MSI SHA256</w:t>
+              <w:t xml:space="preserve">Candidate artifact identity</w:t>
             </w:r>
           </w:p>
         </w:tc>
@@ -559,10 +611,9 @@
             </w:pPr>
             <w:r>
               <w:rPr>
-                <w:rStyle w:val="VerbatimChar"/>
-                <w:sz w:val="18"/>
-              </w:rPr>
-              <w:t xml:space="preserve">98bcdef11ebdf5c767f620c904ff49f85115fde3b5c23f62703b111e645aaf86</w:t>
+                <w:sz w:val="18"/>
+              </w:rPr>
+              <w:t xml:space="preserve">Station delivery update; use the release SHA256SUMS.txt</w:t>
             </w:r>
           </w:p>
         </w:tc>
@@ -586,7 +637,7 @@
               <w:rPr>
                 <w:sz w:val="18"/>
               </w:rPr>
-              <w:t xml:space="preserve">Corresponding-source SHA256</w:t>
+              <w:t xml:space="preserve">Corresponding source</w:t>
             </w:r>
           </w:p>
         </w:tc>
@@ -606,10 +657,9 @@
             </w:pPr>
             <w:r>
               <w:rPr>
-                <w:rStyle w:val="VerbatimChar"/>
-                <w:sz w:val="18"/>
-              </w:rPr>
-              <w:t xml:space="preserve">84a23e1297e42d17b16cfc9e51b2dd78bc46414c0de8ad7ebd2466c1a409d06b</w:t>
+                <w:sz w:val="18"/>
+              </w:rPr>
+              <w:t xml:space="preserve">Updated Station delivery candidate source companion</w:t>
             </w:r>
           </w:p>
         </w:tc>
@@ -712,10 +762,10 @@
         <w:pStyle w:val="BodyText"/>
       </w:pPr>
       <w:r>
-        <w:t xml:space="preserve">“Townlight Beta 1” identifies this coordinated beta delivery. It does not renumber the installer, native binary, Python packages or historical receipts. Component versions may differ. This documentation is a later companion to unchanged signed bytes, not a rebuilt installer. Historical release pages and manuals describe their own versions and are not the download instructions for this private candidate.</w:t>
-      </w:r>
-    </w:p>
-    <w:bookmarkStart w:id="21" w:name="component-versions"/>
+        <w:t xml:space="preserve">“Townlight Beta 1” identifies this coordinated beta delivery. It does not renumber the installer, native binary, Python packages or historical receipts. Component versions may differ. This edition accompanies the newly packaged and signed MSI containing the Station delivery additions. The native desktop and other native payload files retain their accepted signed bytes. Historical release pages and manuals describe their own versions and are not the download instructions for this Station delivery candidate.</w:t>
+      </w:r>
+    </w:p>
+    <w:bookmarkStart w:id="22" w:name="component-versions"/>
     <w:p>
       <w:pPr>
         <w:pStyle w:val="Heading2"/>
@@ -1423,9 +1473,9 @@
         </w:tc>
       </w:tr>
     </w:tbl>
-    <w:bookmarkEnd w:id="21"/>
     <w:bookmarkEnd w:id="22"/>
-    <w:bookmarkStart w:id="23" w:name="first-run"/>
+    <w:bookmarkEnd w:id="23"/>
+    <w:bookmarkStart w:id="24" w:name="first-run"/>
     <w:p>
       <w:pPr>
         <w:pStyle w:val="Heading1"/>
@@ -1443,7 +1493,21 @@
         </w:numPr>
       </w:pPr>
       <w:r>
-        <w:t xml:space="preserve">Obtain the identified signed private candidate and its corresponding-source companion from the beta coordinator. The landing pages in this documentation are not an installer download service.</w:t>
+        <w:t xml:space="preserve">Download the signed Windows installer and matching source/documentation companions from the</w:t>
+      </w:r>
+      <w:r>
+        <w:t xml:space="preserve"> </w:t>
+      </w:r>
+      <w:hyperlink r:id="rId19">
+        <w:r>
+          <w:rPr>
+            <w:rStyle w:val="Hyperlink"/>
+          </w:rPr>
+          <w:t xml:space="preserve">Station delivery release</w:t>
+        </w:r>
+      </w:hyperlink>
+      <w:r>
+        <w:t xml:space="preserve">. Use that release’s checksums and publisher signature to identify the candidate.</w:t>
       </w:r>
     </w:p>
     <w:p>
@@ -1575,8 +1639,8 @@
         <w:t xml:space="preserve">Provision Station separately if it is part of the beta exercise. Selecting the desktop composition does not start or configure Station. Configure vision explicitly only if automatic photo drafting is selected.</w:t>
       </w:r>
     </w:p>
-    <w:bookmarkEnd w:id="23"/>
-    <w:bookmarkStart w:id="24" w:name="daily-workflow"/>
+    <w:bookmarkEnd w:id="24"/>
+    <w:bookmarkStart w:id="25" w:name="daily-workflow"/>
     <w:p>
       <w:pPr>
         <w:pStyle w:val="Heading1"/>
@@ -1625,8 +1689,8 @@
         <w:t xml:space="preserve">Drafting, review, approval, attachment, export, fulfillment and publication are separate operations. A Townlight workpaper does not itself adopt law, issue a permit, impose a fine or release a records response. The responsible staff member records the applicable decision.</w:t>
       </w:r>
     </w:p>
-    <w:bookmarkEnd w:id="24"/>
-    <w:bookmarkStart w:id="39" w:name="connected-workflows"/>
+    <w:bookmarkEnd w:id="25"/>
+    <w:bookmarkStart w:id="40" w:name="connected-workflows"/>
     <w:p>
       <w:pPr>
         <w:pStyle w:val="Heading1"/>
@@ -1635,7 +1699,7 @@
         <w:t xml:space="preserve">Connected workflows</w:t>
       </w:r>
     </w:p>
-    <w:bookmarkStart w:id="25" w:name="meeting-capture-to-a-records-response"/>
+    <w:bookmarkStart w:id="26" w:name="meeting-capture-to-a-records-response"/>
     <w:p>
       <w:pPr>
         <w:pStyle w:val="Heading2"/>
@@ -1704,8 +1768,8 @@
         <w:t xml:space="preserve">Records separately prepares any release copy, records release/redact/exempt decisions, approves exact response text, exports the response/package and fulfills the request. Capture and handoff do not publish it.</w:t>
       </w:r>
     </w:p>
-    <w:bookmarkEnd w:id="25"/>
-    <w:bookmarkStart w:id="26" w:name="legislation-to-cited-staff-guidance"/>
+    <w:bookmarkEnd w:id="26"/>
+    <w:bookmarkStart w:id="27" w:name="legislation-to-cited-staff-guidance"/>
     <w:p>
       <w:pPr>
         <w:pStyle w:val="Heading2"/>
@@ -1722,8 +1786,8 @@
         <w:t xml:space="preserve">Code imports a retained source and creates a proposal connection to actual Meetings evidence. Authorized staff record adoption, then a separate codification decision. Zoning uses the cited Code context with imported parcels and rules. Permitting and Inspections select permitted cited authority for reviewed workpapers. An import, draft or meeting motion does not replace the actual adoption/codification decisions.</w:t>
       </w:r>
     </w:p>
-    <w:bookmarkEnd w:id="26"/>
-    <w:bookmarkStart w:id="27" w:name="policy-and-land-use-evidence-to-records"/>
+    <w:bookmarkEnd w:id="27"/>
+    <w:bookmarkStart w:id="28" w:name="policy-and-land-use-evidence-to-records"/>
     <w:p>
       <w:pPr>
         <w:pStyle w:val="Heading2"/>
@@ -1740,8 +1804,8 @@
         <w:t xml:space="preserve">Planning imports adopted policy revisions, including neighborhood applicability, and selects permitted Meetings/Zoning evidence. Staff save and review the exact analysis, then create the audience-specific snapshot. Planning initiatives/amendments retain their own history. Permitting and Inspections independently review their saved cases and prepare separate Records copies. Records rechecks the source/version/hash and owns the response release. Private notes and contact/property details must not be copied by relabeling a staff packet.</w:t>
       </w:r>
     </w:p>
-    <w:bookmarkEnd w:id="27"/>
-    <w:bookmarkStart w:id="28" w:name="shared-foundation-and-recovery"/>
+    <w:bookmarkEnd w:id="28"/>
+    <w:bookmarkStart w:id="29" w:name="shared-foundation-and-recovery"/>
     <w:p>
       <w:pPr>
         <w:pStyle w:val="Heading2"/>
@@ -1758,8 +1822,8 @@
         <w:t xml:space="preserve">Core provides shared contracts, named account/session support, ingestion/task helpers and coherent recovery. Supporting Notice and Access are included where selected. These relationships do not establish all 56 directed product pairs, universal vendor integration or unrestricted federation.</w:t>
       </w:r>
     </w:p>
-    <w:bookmarkEnd w:id="28"/>
-    <w:bookmarkStart w:id="38" w:name="product-guide-directory"/>
+    <w:bookmarkEnd w:id="29"/>
+    <w:bookmarkStart w:id="39" w:name="product-guide-directory"/>
     <w:p>
       <w:pPr>
         <w:pStyle w:val="Heading2"/>
@@ -1913,7 +1977,7 @@
             <w:pPr>
               <w:pStyle w:val="Compact"/>
             </w:pPr>
-            <w:hyperlink r:id="rId29">
+            <w:hyperlink r:id="rId30">
               <w:r>
                 <w:rPr>
                   <w:rStyle w:val="Hyperlink"/>
@@ -1983,7 +2047,7 @@
             <w:pPr>
               <w:pStyle w:val="Compact"/>
             </w:pPr>
-            <w:hyperlink r:id="rId30">
+            <w:hyperlink r:id="rId31">
               <w:r>
                 <w:rPr>
                   <w:rStyle w:val="Hyperlink"/>
@@ -2053,7 +2117,7 @@
             <w:pPr>
               <w:pStyle w:val="Compact"/>
             </w:pPr>
-            <w:hyperlink r:id="rId31">
+            <w:hyperlink r:id="rId32">
               <w:r>
                 <w:rPr>
                   <w:rStyle w:val="Hyperlink"/>
@@ -2123,7 +2187,7 @@
             <w:pPr>
               <w:pStyle w:val="Compact"/>
             </w:pPr>
-            <w:hyperlink r:id="rId32">
+            <w:hyperlink r:id="rId33">
               <w:r>
                 <w:rPr>
                   <w:rStyle w:val="Hyperlink"/>
@@ -2193,7 +2257,7 @@
             <w:pPr>
               <w:pStyle w:val="Compact"/>
             </w:pPr>
-            <w:hyperlink r:id="rId33">
+            <w:hyperlink r:id="rId34">
               <w:r>
                 <w:rPr>
                   <w:rStyle w:val="Hyperlink"/>
@@ -2263,7 +2327,7 @@
             <w:pPr>
               <w:pStyle w:val="Compact"/>
             </w:pPr>
-            <w:hyperlink r:id="rId34">
+            <w:hyperlink r:id="rId35">
               <w:r>
                 <w:rPr>
                   <w:rStyle w:val="Hyperlink"/>
@@ -2333,7 +2397,7 @@
             <w:pPr>
               <w:pStyle w:val="Compact"/>
             </w:pPr>
-            <w:hyperlink r:id="rId35">
+            <w:hyperlink r:id="rId36">
               <w:r>
                 <w:rPr>
                   <w:rStyle w:val="Hyperlink"/>
@@ -2403,7 +2467,7 @@
             <w:pPr>
               <w:pStyle w:val="Compact"/>
             </w:pPr>
-            <w:hyperlink r:id="rId36">
+            <w:hyperlink r:id="rId37">
               <w:r>
                 <w:rPr>
                   <w:rStyle w:val="Hyperlink"/>
@@ -2473,7 +2537,7 @@
             <w:pPr>
               <w:pStyle w:val="Compact"/>
             </w:pPr>
-            <w:hyperlink r:id="rId37">
+            <w:hyperlink r:id="rId38">
               <w:r>
                 <w:rPr>
                   <w:rStyle w:val="Hyperlink"/>
@@ -2485,9 +2549,9 @@
         </w:tc>
       </w:tr>
     </w:tbl>
-    <w:bookmarkEnd w:id="38"/>
     <w:bookmarkEnd w:id="39"/>
-    <w:bookmarkStart w:id="43" w:name="architecture"/>
+    <w:bookmarkEnd w:id="40"/>
+    <w:bookmarkStart w:id="44" w:name="architecture"/>
     <w:p>
       <w:pPr>
         <w:pStyle w:val="Heading1"/>
@@ -2505,18 +2569,18 @@
           <wp:inline>
             <wp:extent cx="6489700" cy="2298435"/>
             <wp:effectExtent b="0" l="0" r="0" t="0"/>
-            <wp:docPr descr="Townlight Suite architecture" title="" id="41" name="Picture"/>
+            <wp:docPr descr="Townlight architecture" title="" id="42" name="Picture"/>
             <a:graphic>
               <a:graphicData uri="http://schemas.openxmlformats.org/drawingml/2006/picture">
                 <pic:pic>
                   <pic:nvPicPr>
-                    <pic:cNvPr descr="C:/Users/scott/Documents/Codex/2026-10-26/read-this-and-check-the-software/outputs/townlight-beta-1-documentation/site/assets/word/suite-architecture.png" id="42" name="Picture"/>
+                    <pic:cNvPr descr="C:/Users/scott/Documents/Codex/2026-10-26/read-this-and-check-the-software/outputs/publication-2026-10-31/documentation/site/assets/word/suite-architecture.png" id="43" name="Picture"/>
                     <pic:cNvPicPr>
                       <a:picLocks noChangeArrowheads="1" noChangeAspect="1"/>
                     </pic:cNvPicPr>
                   </pic:nvPicPr>
                   <pic:blipFill>
-                    <a:blip r:embed="rId40"/>
+                    <a:blip r:embed="rId41"/>
                     <a:stretch>
                       <a:fillRect/>
                     </a:stretch>
@@ -2548,7 +2612,7 @@
         <w:pStyle w:val="ImageCaption"/>
       </w:pPr>
       <w:r>
-        <w:t xml:space="preserve">Townlight Suite architecture</w:t>
+        <w:t xml:space="preserve">Townlight architecture</w:t>
       </w:r>
     </w:p>
     <w:p>
@@ -2559,8 +2623,8 @@
         <w:t xml:space="preserve">The drawing shows the principal staff/evidence path. Native commands carry trusted identity to Python business services; PostgreSQL and retained original files hold durable state. A downstream copy does not silently transfer decision authority. Station has its own configured authority/media boundary, database and mutable files. The connected-workflow text supplies the drawing’s reading order and accessibility alternative.</w:t>
       </w:r>
     </w:p>
-    <w:bookmarkEnd w:id="43"/>
-    <w:bookmarkStart w:id="53" w:name="existing-product-operating-guides"/>
+    <w:bookmarkEnd w:id="44"/>
+    <w:bookmarkStart w:id="54" w:name="existing-product-operating-guides"/>
     <w:p>
       <w:pPr>
         <w:pStyle w:val="Heading1"/>
@@ -2585,7 +2649,7 @@
           <w:numId w:val="1003"/>
         </w:numPr>
       </w:pPr>
-      <w:hyperlink r:id="rId44">
+      <w:hyperlink r:id="rId45">
         <w:r>
           <w:rPr>
             <w:rStyle w:val="Hyperlink"/>
@@ -2605,7 +2669,7 @@
           <w:numId w:val="1003"/>
         </w:numPr>
       </w:pPr>
-      <w:hyperlink r:id="rId45">
+      <w:hyperlink r:id="rId46">
         <w:r>
           <w:rPr>
             <w:rStyle w:val="Hyperlink"/>
@@ -2625,7 +2689,7 @@
           <w:numId w:val="1003"/>
         </w:numPr>
       </w:pPr>
-      <w:hyperlink r:id="rId46">
+      <w:hyperlink r:id="rId47">
         <w:r>
           <w:rPr>
             <w:rStyle w:val="Hyperlink"/>
@@ -2645,7 +2709,7 @@
           <w:numId w:val="1003"/>
         </w:numPr>
       </w:pPr>
-      <w:hyperlink r:id="rId47">
+      <w:hyperlink r:id="rId48">
         <w:r>
           <w:rPr>
             <w:rStyle w:val="Hyperlink"/>
@@ -2665,7 +2729,7 @@
           <w:numId w:val="1003"/>
         </w:numPr>
       </w:pPr>
-      <w:hyperlink r:id="rId48">
+      <w:hyperlink r:id="rId49">
         <w:r>
           <w:rPr>
             <w:rStyle w:val="Hyperlink"/>
@@ -2685,7 +2749,7 @@
           <w:numId w:val="1003"/>
         </w:numPr>
       </w:pPr>
-      <w:hyperlink r:id="rId49">
+      <w:hyperlink r:id="rId50">
         <w:r>
           <w:rPr>
             <w:rStyle w:val="Hyperlink"/>
@@ -2705,7 +2769,7 @@
           <w:numId w:val="1003"/>
         </w:numPr>
       </w:pPr>
-      <w:hyperlink r:id="rId50">
+      <w:hyperlink r:id="rId51">
         <w:r>
           <w:rPr>
             <w:rStyle w:val="Hyperlink"/>
@@ -2725,7 +2789,7 @@
           <w:numId w:val="1003"/>
         </w:numPr>
       </w:pPr>
-      <w:hyperlink r:id="rId51">
+      <w:hyperlink r:id="rId52">
         <w:r>
           <w:rPr>
             <w:rStyle w:val="Hyperlink"/>
@@ -2745,7 +2809,7 @@
           <w:numId w:val="1003"/>
         </w:numPr>
       </w:pPr>
-      <w:hyperlink r:id="rId52">
+      <w:hyperlink r:id="rId53">
         <w:r>
           <w:rPr>
             <w:rStyle w:val="Hyperlink"/>
@@ -2757,8 +2821,8 @@
         <w:t xml:space="preserve">.</w:t>
       </w:r>
     </w:p>
-    <w:bookmarkEnd w:id="53"/>
-    <w:bookmarkStart w:id="60" w:name="technical-specifications"/>
+    <w:bookmarkEnd w:id="54"/>
+    <w:bookmarkStart w:id="61" w:name="technical-specifications"/>
     <w:p>
       <w:pPr>
         <w:pStyle w:val="Heading1"/>
@@ -2767,7 +2831,7 @@
         <w:t xml:space="preserve">Technical specifications</w:t>
       </w:r>
     </w:p>
-    <w:bookmarkStart w:id="54" w:name="runtime-and-storage"/>
+    <w:bookmarkStart w:id="55" w:name="runtime-and-storage"/>
     <w:p>
       <w:pPr>
         <w:pStyle w:val="Heading2"/>
@@ -2931,8 +2995,8 @@
         <w:t xml:space="preserve">must be absolute. Local configuration and secrets live under that profile; protected managed files and database state must be backed up coherently. Source/runtime identity is distinct from a product’s display label.</w:t>
       </w:r>
     </w:p>
-    <w:bookmarkEnd w:id="54"/>
-    <w:bookmarkStart w:id="55" w:name="data-and-consistency"/>
+    <w:bookmarkEnd w:id="55"/>
+    <w:bookmarkStart w:id="56" w:name="data-and-consistency"/>
     <w:p>
       <w:pPr>
         <w:pStyle w:val="Heading2"/>
@@ -2957,8 +3021,8 @@
         <w:t xml:space="preserve">Versioned saves use expected prior revision identifiers where defined. Reopen and reconcile on conflict. Exact exports and handoffs use source IDs, current visibility, revision and SHA256. Review belongs to the saved revision and does not transfer silently to edited text. Database changes use the owning product’s migrations; a request or readiness check is not an authorization to mutate schema.</w:t>
       </w:r>
     </w:p>
-    <w:bookmarkEnd w:id="55"/>
-    <w:bookmarkStart w:id="58" w:name="capacity-and-platform-statements"/>
+    <w:bookmarkEnd w:id="56"/>
+    <w:bookmarkStart w:id="59" w:name="capacity-and-platform-statements"/>
     <w:p>
       <w:pPr>
         <w:pStyle w:val="Heading2"/>
@@ -2985,7 +3049,7 @@
       <w:r>
         <w:t xml:space="preserve"> </w:t>
       </w:r>
-      <w:hyperlink r:id="rId56">
+      <w:hyperlink r:id="rId57">
         <w:r>
           <w:rPr>
             <w:rStyle w:val="Hyperlink"/>
@@ -3002,7 +3066,7 @@
       <w:r>
         <w:t xml:space="preserve"> </w:t>
       </w:r>
-      <w:hyperlink r:id="rId57">
+      <w:hyperlink r:id="rId58">
         <w:r>
           <w:rPr>
             <w:rStyle w:val="Hyperlink"/>
@@ -3017,8 +3081,8 @@
         <w:t xml:space="preserve">records shipped dependency declarations. These references are more precise than a manually copied dependency list. Third-party and historical license notices must accompany their matching payloads.</w:t>
       </w:r>
     </w:p>
-    <w:bookmarkEnd w:id="58"/>
-    <w:bookmarkStart w:id="59" w:name="station-operator-and-media-components"/>
+    <w:bookmarkEnd w:id="59"/>
+    <w:bookmarkStart w:id="60" w:name="station-operator-and-media-components"/>
     <w:p>
       <w:pPr>
         <w:pStyle w:val="Heading2"/>
@@ -3139,9 +3203,9 @@
         <w:t xml:space="preserve">The separate pinned CivicCast-derived media engine uses Python/native GStreamer processing and bounded media children. It is not the standalone CivicCast application. Station’s control database, data root, service/configuration and update identity remain independent. This describes the current mixed stack; no runtime rewrite or CivicCast migration is implied.</w:t>
       </w:r>
     </w:p>
-    <w:bookmarkEnd w:id="59"/>
     <w:bookmarkEnd w:id="60"/>
-    <w:bookmarkStart w:id="62" w:name="configuration-and-administration"/>
+    <w:bookmarkEnd w:id="61"/>
+    <w:bookmarkStart w:id="63" w:name="configuration-and-administration"/>
     <w:p>
       <w:pPr>
         <w:pStyle w:val="Heading1"/>
@@ -3150,7 +3214,7 @@
         <w:t xml:space="preserve">Configuration and administration</w:t>
       </w:r>
     </w:p>
-    <w:bookmarkStart w:id="61" w:name="native-deployment-configuration"/>
+    <w:bookmarkStart w:id="62" w:name="native-deployment-configuration"/>
     <w:p>
       <w:pPr>
         <w:pStyle w:val="Heading2"/>
@@ -3276,9 +3340,9 @@
         <w:t xml:space="preserve">The isolated documentation exporter sets a fictional profile and unusable synthetic database origin only to read schemas; those values are not deployment configuration. Keep deployment values in the intended process/account scope. An already-running process does not automatically inherit later environment edits.</w:t>
       </w:r>
     </w:p>
-    <w:bookmarkEnd w:id="61"/>
     <w:bookmarkEnd w:id="62"/>
-    <w:bookmarkStart w:id="70" w:name="api-and-integration-examples"/>
+    <w:bookmarkEnd w:id="63"/>
+    <w:bookmarkStart w:id="71" w:name="api-and-integration-examples"/>
     <w:p>
       <w:pPr>
         <w:pStyle w:val="Heading1"/>
@@ -3287,7 +3351,7 @@
         <w:t xml:space="preserve">API and integration examples</w:t>
       </w:r>
     </w:p>
-    <w:bookmarkStart w:id="63" w:name="native-command-example"/>
+    <w:bookmarkStart w:id="64" w:name="native-command-example"/>
     <w:p>
       <w:pPr>
         <w:pStyle w:val="Heading2"/>
@@ -3552,8 +3616,8 @@
         <w:t xml:space="preserve">;</w:t>
       </w:r>
     </w:p>
-    <w:bookmarkEnd w:id="63"/>
-    <w:bookmarkStart w:id="64" w:name="trusted-local-http-example"/>
+    <w:bookmarkEnd w:id="64"/>
+    <w:bookmarkStart w:id="65" w:name="trusted-local-http-example"/>
     <w:p>
       <w:pPr>
         <w:pStyle w:val="Heading2"/>
@@ -3968,8 +4032,8 @@
         <w:t xml:space="preserve"> headers</w:t>
       </w:r>
     </w:p>
-    <w:bookmarkEnd w:id="64"/>
-    <w:bookmarkStart w:id="65" w:name="Xc1e641ed528d4025c368f165cf10eb57eaf8eef"/>
+    <w:bookmarkEnd w:id="65"/>
+    <w:bookmarkStart w:id="66" w:name="Xc1e641ed528d4025c368f165cf10eb57eaf8eef"/>
     <w:p>
       <w:pPr>
         <w:pStyle w:val="Heading2"/>
@@ -4791,8 +4855,8 @@
         <w:t xml:space="preserve">This write requires Meetings to be enabled and the signed-in staff role to permit it. It is a cross-suite integration example; for this product’s request models, use the complete technical reference below.</w:t>
       </w:r>
     </w:p>
-    <w:bookmarkEnd w:id="65"/>
-    <w:bookmarkStart w:id="69" w:name="complete-technical-contract"/>
+    <w:bookmarkEnd w:id="66"/>
+    <w:bookmarkStart w:id="70" w:name="complete-technical-contract"/>
     <w:p>
       <w:pPr>
         <w:pStyle w:val="Heading2"/>
@@ -4811,7 +4875,7 @@
       <w:r>
         <w:t xml:space="preserve"> </w:t>
       </w:r>
-      <w:hyperlink r:id="rId66">
+      <w:hyperlink r:id="rId67">
         <w:r>
           <w:rPr>
             <w:rStyle w:val="Hyperlink"/>
@@ -4828,7 +4892,7 @@
       <w:r>
         <w:t xml:space="preserve"> </w:t>
       </w:r>
-      <w:hyperlink r:id="rId67">
+      <w:hyperlink r:id="rId68">
         <w:r>
           <w:rPr>
             <w:rStyle w:val="Hyperlink"/>
@@ -4845,7 +4909,7 @@
       <w:r>
         <w:t xml:space="preserve"> </w:t>
       </w:r>
-      <w:hyperlink r:id="rId68">
+      <w:hyperlink r:id="rId69">
         <w:r>
           <w:rPr>
             <w:rStyle w:val="Hyperlink"/>
@@ -4860,9 +4924,9 @@
         <w:t xml:space="preserve">includes configuration/source inventories, dependency declarations, native command contracts, MCP signatures and candidate evidence.</w:t>
       </w:r>
     </w:p>
-    <w:bookmarkEnd w:id="69"/>
     <w:bookmarkEnd w:id="70"/>
-    <w:bookmarkStart w:id="72" w:name="mcp-and-automation-boundary"/>
+    <w:bookmarkEnd w:id="71"/>
+    <w:bookmarkStart w:id="73" w:name="mcp-and-automation-boundary"/>
     <w:p>
       <w:pPr>
         <w:pStyle w:val="Heading1"/>
@@ -5070,7 +5134,7 @@
       <w:r>
         <w:t xml:space="preserve"> </w:t>
       </w:r>
-      <w:hyperlink r:id="rId71">
+      <w:hyperlink r:id="rId72">
         <w:r>
           <w:rPr>
             <w:rStyle w:val="Hyperlink"/>
@@ -5082,8 +5146,8 @@
         <w:t xml:space="preserve">. Station meeting capture does not become live speech recognition because this optional donor adapter exists.</w:t>
       </w:r>
     </w:p>
-    <w:bookmarkEnd w:id="72"/>
-    <w:bookmarkStart w:id="73" w:name="security-and-permissions"/>
+    <w:bookmarkEnd w:id="73"/>
+    <w:bookmarkStart w:id="74" w:name="security-and-permissions"/>
     <w:p>
       <w:pPr>
         <w:pStyle w:val="Heading1"/>
@@ -5140,8 +5204,8 @@
         <w:t xml:space="preserve">Use protected local folders, account permissions and credential storage. Never include the native session file, database passwords, provider keys or unredacted support bundles in a public issue or generated public documentation. A local public view is not automatically a secured internet deployment. Keep network exposure and real equipment acceptance specific to the chosen beta site.</w:t>
       </w:r>
     </w:p>
-    <w:bookmarkEnd w:id="73"/>
-    <w:bookmarkStart w:id="74" w:name="backup-recovery-and-maintenance"/>
+    <w:bookmarkEnd w:id="74"/>
+    <w:bookmarkStart w:id="75" w:name="backup-recovery-and-maintenance"/>
     <w:p>
       <w:pPr>
         <w:pStyle w:val="Heading1"/>
@@ -5269,8 +5333,8 @@
         <w:t xml:space="preserve">On failure, record the time, selected composition, component/installer versions and exact message. Check System Health for stopped, starting, ready or failed dependencies. Use the existing Retry control after readiness; do not create duplicate business records to refresh a stale view. Share only a redacted diagnostic bundle. Preserve secrets, original evidence, recovery material and unrelated installations.</w:t>
       </w:r>
     </w:p>
-    <w:bookmarkEnd w:id="74"/>
-    <w:bookmarkStart w:id="75" w:name="troubleshooting"/>
+    <w:bookmarkEnd w:id="75"/>
+    <w:bookmarkStart w:id="76" w:name="troubleshooting"/>
     <w:p>
       <w:pPr>
         <w:pStyle w:val="Heading1"/>
@@ -5910,8 +5974,8 @@
         </w:tc>
       </w:tr>
     </w:tbl>
-    <w:bookmarkEnd w:id="75"/>
-    <w:bookmarkStart w:id="78" w:name="verified-workflows-and-limits"/>
+    <w:bookmarkEnd w:id="76"/>
+    <w:bookmarkStart w:id="79" w:name="verified-workflows-and-limits"/>
     <w:p>
       <w:pPr>
         <w:pStyle w:val="Heading1"/>
@@ -6624,7 +6688,7 @@
         <w:pStyle w:val="BodyText"/>
       </w:pPr>
       <w:r>
-        <w:t xml:space="preserve">These results come from the identified signed candidate’s fresh normal-profile Sandbox exercise: real native IPC/HTTP/PostgreSQL and selected headless controls. All accounts, source bundles and media were synthetic. The guest install/uninstall and recovery passed, and the owned Sandbox stopped. No host installed application or standalone CivicCast was changed. This documentation task reuses those receipts; it does not claim a new software acceptance run.</w:t>
+        <w:t xml:space="preserve">The following baseline results come from the previously accepted signed candidate’s fresh normal-profile Sandbox exercise: real native IPC/HTTP/PostgreSQL and selected headless controls. All accounts, source bundles and media were synthetic. The guest install/uninstall and recovery passed, and the owned Sandbox stopped. No host installed application or standalone CivicCast was changed. Those baseline receipts are retained for unchanged workflows. The accompanying ACCEPTANCE.md records the separate installed verification and exact identity of this new Station delivery candidate.</w:t>
       </w:r>
     </w:p>
     <w:p>
@@ -6637,7 +6701,7 @@
       <w:r>
         <w:t xml:space="preserve"> </w:t>
       </w:r>
-      <w:hyperlink r:id="rId76">
+      <w:hyperlink r:id="rId77">
         <w:r>
           <w:rPr>
             <w:rStyle w:val="Hyperlink"/>
@@ -6654,7 +6718,7 @@
       <w:r>
         <w:t xml:space="preserve"> </w:t>
       </w:r>
-      <w:hyperlink r:id="rId77">
+      <w:hyperlink r:id="rId78">
         <w:r>
           <w:rPr>
             <w:rStyle w:val="Hyperlink"/>
@@ -6677,8 +6741,8 @@
         <w:t xml:space="preserve">The limits remain: actual city field acceptance and equipment/network commissioning; Station automatic provisioning/SCM commissioning; every UI/role combination; field recognition accuracy; and historical in-place upgrades are not certified. They are not five invented feature requirements. Fresh-install controlled beta handoff remains the accepted scope. This package makes no city-deployment, publication or general-availability claim.</w:t>
       </w:r>
     </w:p>
-    <w:bookmarkEnd w:id="78"/>
-    <w:bookmarkStart w:id="90" w:name="terms-of-service-and-license"/>
+    <w:bookmarkEnd w:id="79"/>
+    <w:bookmarkStart w:id="91" w:name="terms-of-service-and-license"/>
     <w:p>
       <w:pPr>
         <w:pStyle w:val="Heading1"/>
@@ -6687,7 +6751,7 @@
         <w:t xml:space="preserve">Terms of service and license</w:t>
       </w:r>
     </w:p>
-    <w:bookmarkStart w:id="79" w:name="scope-and-status"/>
+    <w:bookmarkStart w:id="80" w:name="scope-and-status"/>
     <w:p>
       <w:pPr>
         <w:pStyle w:val="Heading2"/>
@@ -6701,11 +6765,11 @@
         <w:pStyle w:val="FirstParagraph"/>
       </w:pPr>
       <w:r>
-        <w:t xml:space="preserve">These terms describe the Townlight Beta 1 software and this documentation package. This is a locally prepared private beta, not a hosted-service subscription, a city deployment agreement or a public release. No uptime commitment, support response time, indemnity, data-processing agreement or paid service is created by these documents. A separate signed agreement, if any, governs services it actually provides.</w:t>
-      </w:r>
-    </w:p>
-    <w:bookmarkEnd w:id="79"/>
-    <w:bookmarkStart w:id="82" w:name="software-license-and-rights"/>
+        <w:t xml:space="preserve">These terms describe the Townlight Beta 1 software and this documentation package. This is a public beta software distribution. It does not create a hosted-service subscription or a city deployment agreement. No uptime commitment, support response time, indemnity, data-processing agreement or paid service is created by these documents. A separate signed agreement, if any, governs services it actually provides.</w:t>
+      </w:r>
+    </w:p>
+    <w:bookmarkEnd w:id="80"/>
+    <w:bookmarkStart w:id="83" w:name="software-license-and-rights"/>
     <w:p>
       <w:pPr>
         <w:pStyle w:val="Heading2"/>
@@ -6745,7 +6809,7 @@
       <w:r>
         <w:t xml:space="preserve"> </w:t>
       </w:r>
-      <w:hyperlink r:id="rId80">
+      <w:hyperlink r:id="rId81">
         <w:r>
           <w:rPr>
             <w:rStyle w:val="Hyperlink"/>
@@ -6762,7 +6826,7 @@
       <w:r>
         <w:t xml:space="preserve"> </w:t>
       </w:r>
-      <w:hyperlink r:id="rId81">
+      <w:hyperlink r:id="rId82">
         <w:r>
           <w:rPr>
             <w:rStyle w:val="Hyperlink"/>
@@ -6774,8 +6838,8 @@
         <w:t xml:space="preserve">.</w:t>
       </w:r>
     </w:p>
-    <w:bookmarkEnd w:id="82"/>
-    <w:bookmarkStart w:id="83" w:name="data-ownership-and-access"/>
+    <w:bookmarkEnd w:id="83"/>
+    <w:bookmarkStart w:id="84" w:name="data-ownership-and-access"/>
     <w:p>
       <w:pPr>
         <w:pStyle w:val="Heading2"/>
@@ -6792,8 +6856,8 @@
         <w:t xml:space="preserve">Importing a document does not transfer its ownership or grant permission to publish it. The operating organization controls its accounts, access decisions, lawful source use, retention and review/release policy. Keep resident information, credentials, private notes and restricted evidence in their authorized locations. Documentation examples contain fictional data. No real city account, credential or record is required to exercise these examples in an isolated test environment.</w:t>
       </w:r>
     </w:p>
-    <w:bookmarkEnd w:id="83"/>
-    <w:bookmarkStart w:id="84" w:name="local-operation-and-external-processors"/>
+    <w:bookmarkEnd w:id="84"/>
+    <w:bookmarkStart w:id="85" w:name="local-operation-and-external-processors"/>
     <w:p>
       <w:pPr>
         <w:pStyle w:val="Heading2"/>
@@ -6810,8 +6874,8 @@
         <w:t xml:space="preserve">The accepted beta workflow is local and uses named staff accounts. Station has separate storage and credentials. Configure backup destinations and optional model/network providers deliberately. A configured external provider may receive submitted prompts, images or audio according to that configuration and provider’s terms; this documentation does not promise that every optional configuration is offline. An email outbox or local public view does not establish external delivery or an internet deployment. This static documentation site has no analytics, account collection or remote font dependency.</w:t>
       </w:r>
     </w:p>
-    <w:bookmarkEnd w:id="84"/>
-    <w:bookmarkStart w:id="85" w:name="staff-decisions-and-source-applicability"/>
+    <w:bookmarkEnd w:id="85"/>
+    <w:bookmarkStart w:id="86" w:name="staff-decisions-and-source-applicability"/>
     <w:p>
       <w:pPr>
         <w:pStyle w:val="Heading2"/>
@@ -6828,8 +6892,8 @@
         <w:t xml:space="preserve">Staff verify the jurisdiction, source currency, permissions, citations and proposed audience. Model output and generated guidance require review. No draft is automatically an official legal interpretation, zoning determination, permit approval, fee assessment, enforcement notice or records-release decision. Official permit fee authority remains with the adopted source and responsible organization; imported amounts do not become a new authoritative calculation.</w:t>
       </w:r>
     </w:p>
-    <w:bookmarkEnd w:id="85"/>
-    <w:bookmarkStart w:id="86" w:name="beta-operation-and-recovery"/>
+    <w:bookmarkEnd w:id="86"/>
+    <w:bookmarkStart w:id="87" w:name="beta-operation-and-recovery"/>
     <w:p>
       <w:pPr>
         <w:pStyle w:val="Heading2"/>
@@ -6846,8 +6910,8 @@
         <w:t xml:space="preserve">Use the identified candidate in its supported fresh-install scope. Preserve backups and original evidence. Test physical equipment and chosen network/service configuration before relying on them. The supplied acceptance describes selected synthetic workflows, not every screen, vendor, field condition or upgrade. Operators decide whether a particular deployment meets their own operational obligations.</w:t>
       </w:r>
     </w:p>
-    <w:bookmarkEnd w:id="86"/>
-    <w:bookmarkStart w:id="87" w:name="warranty-and-liability"/>
+    <w:bookmarkEnd w:id="87"/>
+    <w:bookmarkStart w:id="88" w:name="warranty-and-liability"/>
     <w:p>
       <w:pPr>
         <w:pStyle w:val="Heading2"/>
@@ -6864,8 +6928,8 @@
         <w:t xml:space="preserve">The covered software’s warranty and liability conditions are those in sections 15–17 of the supplied AGPL and any applicable separate written undertaking. This documentation creates no additional warranty or limitation beyond those terms. Third-party software is subject to its retained license notices. Nothing here removes rights that applicable law makes nonwaivable.</w:t>
       </w:r>
     </w:p>
-    <w:bookmarkEnd w:id="87"/>
-    <w:bookmarkStart w:id="88" w:name="support-and-incident-reporting"/>
+    <w:bookmarkEnd w:id="88"/>
+    <w:bookmarkStart w:id="89" w:name="support-and-incident-reporting"/>
     <w:p>
       <w:pPr>
         <w:pStyle w:val="Heading2"/>
@@ -6882,8 +6946,8 @@
         <w:t xml:space="preserve">Use the project’s existing SUPPORT and SECURITY guidance for its matching repository. Report reproducible behavior with the version, operation and redacted logs. Do not put credentials, resident records or unredacted evidence in a public issue. Coordinate sensitive reports through the channel designated in SECURITY. No new support address or service commitment is invented here.</w:t>
       </w:r>
     </w:p>
-    <w:bookmarkEnd w:id="88"/>
-    <w:bookmarkStart w:id="89" w:name="X31f05bddf6aa9d1ff47b7e67ed4759e27e0b8e9"/>
+    <w:bookmarkEnd w:id="89"/>
+    <w:bookmarkStart w:id="90" w:name="X31f05bddf6aa9d1ff47b7e67ed4759e27e0b8e9"/>
     <w:p>
       <w:pPr>
         <w:pStyle w:val="Heading2"/>
@@ -6900,9 +6964,9 @@
         <w:t xml:space="preserve">When an organization ends testing, it controls retention/export and removes access according to its policy. Uninstall may retain data; back up and inspect the selected removal options. Ending an exercise does not revoke rights already granted by AGPL. Later software/documentation versions must identify their changed candidate and scope; historical receipts retain their original identities. These terms do not claim that a city has accepted a contract merely by reading a manual.</w:t>
       </w:r>
     </w:p>
-    <w:bookmarkEnd w:id="89"/>
     <w:bookmarkEnd w:id="90"/>
-    <w:bookmarkStart w:id="91" w:name="glossary"/>
+    <w:bookmarkEnd w:id="91"/>
+    <w:bookmarkStart w:id="92" w:name="glossary"/>
     <w:p>
       <w:pPr>
         <w:pStyle w:val="Heading1"/>
@@ -7618,8 +7682,8 @@
         </w:tc>
       </w:tr>
     </w:tbl>
-    <w:bookmarkEnd w:id="91"/>
-    <w:bookmarkStart w:id="93" w:name="alphabetical-subject-index"/>
+    <w:bookmarkEnd w:id="92"/>
+    <w:bookmarkStart w:id="94" w:name="alphabetical-subject-index"/>
     <w:p>
       <w:pPr>
         <w:pStyle w:val="Heading1"/>
@@ -8276,7 +8340,7 @@
         <w:t xml:space="preserve">.</w:t>
       </w:r>
     </w:p>
-    <w:bookmarkStart w:id="92" w:name="operating-subject-links"/>
+    <w:bookmarkStart w:id="93" w:name="operating-subject-links"/>
     <w:p>
       <w:pPr>
         <w:pStyle w:val="Heading2"/>
@@ -8321,9 +8385,9 @@
         <w:t xml:space="preserve">.</w:t>
       </w:r>
     </w:p>
-    <w:bookmarkEnd w:id="92"/>
     <w:bookmarkEnd w:id="93"/>
-    <w:bookmarkStart w:id="97" w:name="source-and-document-control"/>
+    <w:bookmarkEnd w:id="94"/>
+    <w:bookmarkStart w:id="98" w:name="source-and-document-control"/>
     <w:p>
       <w:pPr>
         <w:pStyle w:val="Heading1"/>
@@ -8337,7 +8401,7 @@
         <w:pStyle w:val="FirstParagraph"/>
       </w:pPr>
       <w:r>
-        <w:t xml:space="preserve">This edition is authored from the immutable corresponding-source companion, the generated installed-domain schema and the retained workflow receipts. The current software versions and signed artifacts are unchanged. Public historical pages are not synchronized or published by this local documentation task.</w:t>
+        <w:t xml:space="preserve">This edition is authored from the immutable corresponding-source companion, the generated installed-domain schema and the retained workflow receipts. Component version numbers are retained. The private MSI has its own new hash and signing receipt. Historical release tags and their artifacts remain unchanged.</w:t>
       </w:r>
     </w:p>
     <w:p>
@@ -8348,7 +8412,7 @@
           <w:numId w:val="1006"/>
         </w:numPr>
       </w:pPr>
-      <w:hyperlink r:id="rId94">
+      <w:hyperlink r:id="rId95">
         <w:r>
           <w:rPr>
             <w:rStyle w:val="Hyperlink"/>
@@ -8365,7 +8429,7 @@
           <w:numId w:val="1006"/>
         </w:numPr>
       </w:pPr>
-      <w:hyperlink r:id="rId57">
+      <w:hyperlink r:id="rId58">
         <w:r>
           <w:rPr>
             <w:rStyle w:val="Hyperlink"/>
@@ -8382,7 +8446,7 @@
           <w:numId w:val="1006"/>
         </w:numPr>
       </w:pPr>
-      <w:hyperlink r:id="rId95">
+      <w:hyperlink r:id="rId96">
         <w:r>
           <w:rPr>
             <w:rStyle w:val="Hyperlink"/>
@@ -8399,7 +8463,7 @@
           <w:numId w:val="1006"/>
         </w:numPr>
       </w:pPr>
-      <w:hyperlink r:id="rId76">
+      <w:hyperlink r:id="rId77">
         <w:r>
           <w:rPr>
             <w:rStyle w:val="Hyperlink"/>
@@ -8416,7 +8480,7 @@
           <w:numId w:val="1006"/>
         </w:numPr>
       </w:pPr>
-      <w:hyperlink r:id="rId96">
+      <w:hyperlink r:id="rId97">
         <w:r>
           <w:rPr>
             <w:rStyle w:val="Hyperlink"/>
@@ -8425,7 +8489,172 @@
         </w:r>
       </w:hyperlink>
     </w:p>
-    <w:bookmarkEnd w:id="97"/>
+    <w:bookmarkEnd w:id="98"/>
+    <w:bookmarkStart w:id="103" w:name="station-live-and-recorded-delivery"/>
+    <w:p>
+      <w:pPr>
+        <w:pStyle w:val="Heading1"/>
+      </w:pPr>
+      <w:r>
+        <w:t xml:space="preserve">Station live and recorded delivery</w:t>
+      </w:r>
+    </w:p>
+    <w:p>
+      <w:pPr>
+        <w:pStyle w:val="FirstParagraph"/>
+      </w:pPr>
+      <w:r>
+        <w:t xml:space="preserve">Station now offers two explicit delivery paths. During a live recording, staff may select an administrator-configured encrypted SRT feed to the separate CivicCast product. The PEG operator controls local cable take-to-air. After completion, staff may approve an upload copy to the Station-configured YouTube account, select its title and visibility, and inspect the durable receipt. The private canonical recording and existing Meetings → Station → Records handoff remain independent.</w:t>
+      </w:r>
+    </w:p>
+    <w:p>
+      <w:pPr>
+        <w:pStyle w:val="CaptionedFigure"/>
+      </w:pPr>
+      <w:r>
+        <w:drawing>
+          <wp:inline>
+            <wp:extent cx="6489700" cy="3177248"/>
+            <wp:effectExtent b="0" l="0" r="0" t="0"/>
+            <wp:docPr descr="Townlight architecture" title="" id="100" name="Picture"/>
+            <a:graphic>
+              <a:graphicData uri="http://schemas.openxmlformats.org/drawingml/2006/picture">
+                <pic:pic>
+                  <pic:nvPicPr>
+                    <pic:cNvPr descr="C:/Users/scott/Documents/Codex/2026-10-26/read-this-and-check-the-software/outputs/publication-2026-10-31/documentation/site/assets/word/station-delivery-architecture.png" id="101" name="Picture"/>
+                    <pic:cNvPicPr>
+                      <a:picLocks noChangeArrowheads="1" noChangeAspect="1"/>
+                    </pic:cNvPicPr>
+                  </pic:nvPicPr>
+                  <pic:blipFill>
+                    <a:blip r:embed="rId99"/>
+                    <a:stretch>
+                      <a:fillRect/>
+                    </a:stretch>
+                  </pic:blipFill>
+                  <pic:spPr bwMode="auto">
+                    <a:xfrm>
+                      <a:off x="0" y="0"/>
+                      <a:ext cx="6489700" cy="3177248"/>
+                    </a:xfrm>
+                    <a:prstGeom prst="rect">
+                      <a:avLst/>
+                    </a:prstGeom>
+                    <a:noFill/>
+                    <a:ln w="9525">
+                      <a:noFill/>
+                      <a:headEnd/>
+                      <a:tailEnd/>
+                    </a:ln>
+                  </pic:spPr>
+                </pic:pic>
+              </a:graphicData>
+            </a:graphic>
+          </wp:inline>
+        </w:drawing>
+      </w:r>
+    </w:p>
+    <w:p>
+      <w:pPr>
+        <w:pStyle w:val="ImageCaption"/>
+      </w:pPr>
+      <w:r>
+        <w:t xml:space="preserve">Townlight architecture</w:t>
+      </w:r>
+    </w:p>
+    <w:p>
+      <w:pPr>
+        <w:pStyle w:val="BodyText"/>
+      </w:pPr>
+      <w:r>
+        <w:t xml:space="preserve">These paths reuse the pinned CivicCast media and YouTube client code. A separate sender isolates network backpressure from capture, and a separate upload worker prevents long uploads from blocking recording. YouTube starts no live broadcast here. Standalone CivicCast has separate installation, identity, storage and operator control.</w:t>
+      </w:r>
+    </w:p>
+    <w:p>
+      <w:pPr>
+        <w:pStyle w:val="BodyText"/>
+      </w:pPr>
+      <w:r>
+        <w:t xml:space="preserve">Administrators run the explicit Station schema4 migration and provision Station-only OAuth and SRT pairing credentials. Existing component versions are retained. Preparation failures can be explicitly retried; uncertain external uploads require manual reconciliation and are never silently duplicated. No real credentials or external video publication are used in synthetic development acceptance.</w:t>
+      </w:r>
+    </w:p>
+    <w:p>
+      <w:pPr>
+        <w:pStyle w:val="BodyText"/>
+      </w:pPr>
+      <w:r>
+        <w:t xml:space="preserve">See</w:t>
+      </w:r>
+      <w:r>
+        <w:t xml:space="preserve"> </w:t>
+      </w:r>
+      <w:hyperlink r:id="rId102">
+        <w:r>
+          <w:rPr>
+            <w:rStyle w:val="Hyperlink"/>
+          </w:rPr>
+          <w:t xml:space="preserve">the Station manual delivery section</w:t>
+        </w:r>
+      </w:hyperlink>
+      <w:r>
+        <w:t xml:space="preserve"> </w:t>
+      </w:r>
+      <w:r>
+        <w:t xml:space="preserve">for full staff steps, architecture, configuration, API request examples, permissions and recovery. Existing eight-product workflows are unchanged; their accepted evidence is retained rather than presented as a new run.</w:t>
+      </w:r>
+    </w:p>
+    <w:bookmarkEnd w:id="103"/>
+    <w:bookmarkStart w:id="104" w:name="delivery-subject-index"/>
+    <w:p>
+      <w:pPr>
+        <w:pStyle w:val="Heading1"/>
+      </w:pPr>
+      <w:r>
+        <w:t xml:space="preserve">Delivery subject index</w:t>
+      </w:r>
+    </w:p>
+    <w:p>
+      <w:pPr>
+        <w:pStyle w:val="Compact"/>
+        <w:numPr>
+          <w:ilvl w:val="0"/>
+          <w:numId w:val="1007"/>
+        </w:numPr>
+      </w:pPr>
+      <w:hyperlink r:id="rId102">
+        <w:r>
+          <w:rPr>
+            <w:rStyle w:val="Hyperlink"/>
+          </w:rPr>
+          <w:t xml:space="preserve">CivicCast live feed</w:t>
+        </w:r>
+      </w:hyperlink>
+    </w:p>
+    <w:p>
+      <w:pPr>
+        <w:pStyle w:val="Compact"/>
+        <w:numPr>
+          <w:ilvl w:val="0"/>
+          <w:numId w:val="1007"/>
+        </w:numPr>
+      </w:pPr>
+      <w:r>
+        <w:t xml:space="preserve">YouTube: explicit completed recording upload; visibility; receipt and reconciliation.</w:t>
+      </w:r>
+    </w:p>
+    <w:p>
+      <w:pPr>
+        <w:pStyle w:val="Compact"/>
+        <w:numPr>
+          <w:ilvl w:val="0"/>
+          <w:numId w:val="1007"/>
+        </w:numPr>
+      </w:pPr>
+      <w:r>
+        <w:t xml:space="preserve">Schema4: durable upload intent; existing evidence retained.</w:t>
+      </w:r>
+    </w:p>
+    <w:bookmarkEnd w:id="104"/>
     <w:sectPr>
       <w:headerReference r:id="rId9" w:type="default"/>
       <w:footerReference r:id="rId10" w:type="default"/>
@@ -8831,6 +9060,9 @@
     <w:abstractNumId w:val="991"/>
   </w:num>
   <w:num w:numId="1006">
+    <w:abstractNumId w:val="991"/>
+  </w:num>
+  <w:num w:numId="1007">
     <w:abstractNumId w:val="991"/>
   </w:num>
 </w:numbering>
